--- a/mokun1/2fin/word/m1s2_vocab_test_exam.docx
+++ b/mokun1/2fin/word/m1s2_vocab_test_exam.docx
@@ -147,7 +147,7 @@
           <w:sz w:val="18"/>
           <w:u w:val="none"/>
         </w:rPr>
-        <w:t>• Living without plastic for a week is a tough ________, but it's worth trying.</w:t>
+        <w:t>• Food ________ creates piles of plastic packaging.</w:t>
       </w:r>
       <w:r>
         <w:br/>
@@ -160,7 +160,7 @@
           <w:sz w:val="18"/>
           <w:u w:val="none"/>
         </w:rPr>
-        <w:t>• When we ________, we often leave a lot of food uneaten.</w:t>
+        <w:t>• Please ________ the water bottle before you put it in the recycling bin.</w:t>
       </w:r>
       <w:r>
         <w:br/>
@@ -173,7 +173,7 @@
           <w:sz w:val="18"/>
           <w:u w:val="none"/>
         </w:rPr>
-        <w:t>• Turning off unused lights can ________ your electricity bill.</w:t>
+        <w:t>• Could you do me a ________ and unplug the charger when you're done?</w:t>
       </w:r>
       <w:r>
         <w:br/>
@@ -202,7 +202,7 @@
           <w:sz w:val="18"/>
           <w:u w:val="none"/>
         </w:rPr>
-        <w:t>① something that needs great mental or physical effort to be done successfully</w:t>
+        <w:t>① n. the act of taking something to a person or place</w:t>
       </w:r>
     </w:p>
     <w:p>
@@ -218,7 +218,7 @@
           <w:sz w:val="18"/>
           <w:u w:val="none"/>
         </w:rPr>
-        <w:t>② to eat in a restaurant</w:t>
+        <w:t>② v. to take everything out of something</w:t>
       </w:r>
     </w:p>
     <w:p>
@@ -234,7 +234,7 @@
           <w:sz w:val="18"/>
           <w:u w:val="none"/>
         </w:rPr>
-        <w:t>③ v. to make something less or smaller</w:t>
+        <w:t>③ n. food remaining after a meal</w:t>
       </w:r>
     </w:p>
     <w:p>
@@ -250,7 +250,7 @@
           <w:sz w:val="18"/>
           <w:u w:val="none"/>
         </w:rPr>
-        <w:t>④ a. belonging to a particular person or thing</w:t>
+        <w:t>④ n. something helpful that you do for someone</w:t>
       </w:r>
     </w:p>
     <w:p>
@@ -266,7 +266,7 @@
           <w:sz w:val="18"/>
           <w:u w:val="none"/>
         </w:rPr>
-        <w:t>⑤ n. a living thing that has leaves and roots</w:t>
+        <w:t>⑤ a. belonging to a particular person or thing</w:t>
       </w:r>
     </w:p>
     <w:p>
@@ -344,7 +344,7 @@
           <w:sz w:val="18"/>
           <w:u w:val="none"/>
         </w:rPr>
-        <w:t>② plog: v. to pick up trash while jogging</w:t>
+        <w:t>② secondhand: a. made to be used only once</w:t>
       </w:r>
     </w:p>
     <w:p>
@@ -360,7 +360,7 @@
           <w:sz w:val="18"/>
           <w:u w:val="none"/>
         </w:rPr>
-        <w:t>③ reuse: v. to process used things so that they can be used again</w:t>
+        <w:t>③ produce: v. to make something less or smaller</w:t>
       </w:r>
     </w:p>
     <w:p>
@@ -376,7 +376,7 @@
           <w:sz w:val="18"/>
           <w:u w:val="none"/>
         </w:rPr>
-        <w:t>④ pick up: to give something to someone without asking for money</w:t>
+        <w:t>④ completely: ad. in every way</w:t>
       </w:r>
     </w:p>
     <w:p>
@@ -392,7 +392,7 @@
           <w:sz w:val="18"/>
           <w:u w:val="none"/>
         </w:rPr>
-        <w:t>⑤ tear: v. to use a needle and thread to make or fix clothes</w:t>
+        <w:t>⑤ own: n. something helpful that you do for someone</w:t>
       </w:r>
     </w:p>
     <w:p>
@@ -435,7 +435,7 @@
           <w:sz w:val="18"/>
           <w:u w:val="none"/>
         </w:rPr>
-        <w:t>Minji joined a zero-waste ⓐ</w:t>
+        <w:t>Every day, we ⓐ</w:t>
       </w:r>
       <w:r>
         <w:rPr>
@@ -445,7 +445,7 @@
           <w:sz w:val="18"/>
           <w:u w:val="single"/>
         </w:rPr>
-        <w:t>challenge</w:t>
+        <w:t>reduce</w:t>
       </w:r>
       <w:r>
         <w:rPr>
@@ -455,7 +455,43 @@
           <w:sz w:val="18"/>
           <w:u w:val="none"/>
         </w:rPr>
-        <w:t xml:space="preserve"> last month. She wanted to protect the ⓑ</w:t>
+        <w:t xml:space="preserve"> lots of waste, and the Earth is getting sicker and sicker. Do you want to save the Earth? Then, join the zero-waste challenge, and share your stories.</w:t>
+      </w:r>
+      <w:r>
+        <w:br/>
+      </w:r>
+      <w:r>
+        <w:rPr>
+          <w:rFonts w:ascii="맑은 고딕" w:hAnsi="맑은 고딕" w:eastAsia="맑은 고딕"/>
+          <w:b/>
+          <w:i w:val="0"/>
+          <w:sz w:val="18"/>
+          <w:u w:val="none"/>
+        </w:rPr>
+        <w:t>Challenge 01 Reduce Food Waste</w:t>
+      </w:r>
+      <w:r>
+        <w:br/>
+      </w:r>
+      <w:r>
+        <w:rPr>
+          <w:rFonts w:ascii="맑은 고딕" w:hAnsi="맑은 고딕" w:eastAsia="맑은 고딕"/>
+          <w:b/>
+          <w:i w:val="0"/>
+          <w:sz w:val="18"/>
+          <w:u w:val="none"/>
+        </w:rPr>
+        <w:t>Olivia:</w:t>
+      </w:r>
+      <w:r>
+        <w:rPr>
+          <w:rFonts w:ascii="맑은 고딕" w:hAnsi="맑은 고딕" w:eastAsia="맑은 고딕"/>
+          <w:b w:val="0"/>
+          <w:i w:val="0"/>
+          <w:sz w:val="18"/>
+          <w:u w:val="none"/>
+        </w:rPr>
+        <w:t xml:space="preserve"> My birthday was last Saturday, and my family and I ⓑ</w:t>
       </w:r>
       <w:r>
         <w:rPr>
@@ -465,7 +501,7 @@
           <w:sz w:val="18"/>
           <w:u w:val="single"/>
         </w:rPr>
-        <w:t>environment</w:t>
+        <w:t>ate out</w:t>
       </w:r>
       <w:r>
         <w:rPr>
@@ -475,7 +511,7 @@
           <w:sz w:val="18"/>
           <w:u w:val="none"/>
         </w:rPr>
-        <w:t>, so she decided to make (A)[less / more] waste. First, she brought her ⓒ</w:t>
+        <w:t>. There were lots of ⓒ</w:t>
       </w:r>
       <w:r>
         <w:rPr>
@@ -485,7 +521,7 @@
           <w:sz w:val="18"/>
           <w:u w:val="single"/>
         </w:rPr>
-        <w:t>own</w:t>
+        <w:t>leftovers</w:t>
       </w:r>
       <w:r>
         <w:rPr>
@@ -495,7 +531,43 @@
           <w:sz w:val="18"/>
           <w:u w:val="none"/>
         </w:rPr>
-        <w:t xml:space="preserve"> cup to school every day. Second, she washed her plastic bags and tried to (B)[reuse / produce] them. She also stopped ordering food (C)[delivery / machine] because it made a lot of trash. One day, she put empty bottles into a recycling ⓓ</w:t>
+        <w:t>, but we brought them home. The next day, I made a nice dinner out of them. FYI, you can find great cooking ideas for leftovers on the Internet.</w:t>
+      </w:r>
+      <w:r>
+        <w:br/>
+      </w:r>
+      <w:r>
+        <w:rPr>
+          <w:rFonts w:ascii="맑은 고딕" w:hAnsi="맑은 고딕" w:eastAsia="맑은 고딕"/>
+          <w:b/>
+          <w:i w:val="0"/>
+          <w:sz w:val="18"/>
+          <w:u w:val="none"/>
+        </w:rPr>
+        <w:t>Challenge 02 Reuse</w:t>
+      </w:r>
+      <w:r>
+        <w:br/>
+      </w:r>
+      <w:r>
+        <w:rPr>
+          <w:rFonts w:ascii="맑은 고딕" w:hAnsi="맑은 고딕" w:eastAsia="맑은 고딕"/>
+          <w:b/>
+          <w:i w:val="0"/>
+          <w:sz w:val="18"/>
+          <w:u w:val="none"/>
+        </w:rPr>
+        <w:t>Domingo:</w:t>
+      </w:r>
+      <w:r>
+        <w:rPr>
+          <w:rFonts w:ascii="맑은 고딕" w:hAnsi="맑은 고딕" w:eastAsia="맑은 고딕"/>
+          <w:b w:val="0"/>
+          <w:i w:val="0"/>
+          <w:sz w:val="18"/>
+          <w:u w:val="none"/>
+        </w:rPr>
+        <w:t xml:space="preserve"> My dog tore my bag. I wanted to buy a new one, but I thought again. I learned that ⓓ</w:t>
       </w:r>
       <w:r>
         <w:rPr>
@@ -505,7 +577,7 @@
           <w:sz w:val="18"/>
           <w:u w:val="single"/>
         </w:rPr>
-        <w:t>machine</w:t>
+        <w:t>reusing</w:t>
       </w:r>
       <w:r>
         <w:rPr>
@@ -515,7 +587,7 @@
           <w:sz w:val="18"/>
           <w:u w:val="none"/>
         </w:rPr>
-        <w:t xml:space="preserve"> and got some points. Then she asked her friends to do her a ⓔ</w:t>
+        <w:t xml:space="preserve"> is important for zero-waste living. So, I decided to fix it and reuse it. I'm not very good at ⓔ</w:t>
       </w:r>
       <w:r>
         <w:rPr>
@@ -525,7 +597,7 @@
           <w:sz w:val="18"/>
           <w:u w:val="single"/>
         </w:rPr>
-        <w:t>favor</w:t>
+        <w:t>sewing</w:t>
       </w:r>
       <w:r>
         <w:rPr>
@@ -535,7 +607,7 @@
           <w:sz w:val="18"/>
           <w:u w:val="none"/>
         </w:rPr>
-        <w:t xml:space="preserve"> and join her. "Small actions can help the Earth!" she said.</w:t>
+        <w:t>, and I don't think that the bag looks perfect. I guess it's all right.</w:t>
       </w:r>
     </w:p>
     <w:p>
@@ -566,7 +638,27 @@
           <w:sz w:val="18"/>
           <w:u w:val="none"/>
         </w:rPr>
-        <w:t xml:space="preserve">윗글의 (A), (B), (C)에서 문맥상 알맞은 것끼리 짝지어진 것은? </w:t>
+        <w:t xml:space="preserve">윗글의 밑줄 친 ⓐ~ⓔ 중 문맥상 낱말의 쓰임이 적절하지 </w:t>
+      </w:r>
+      <w:r>
+        <w:rPr>
+          <w:rFonts w:ascii="맑은 고딕" w:hAnsi="맑은 고딕" w:eastAsia="맑은 고딕"/>
+          <w:b w:val="0"/>
+          <w:i w:val="0"/>
+          <w:sz w:val="18"/>
+          <w:u w:val="single"/>
+        </w:rPr>
+        <w:t>않은</w:t>
+      </w:r>
+      <w:r>
+        <w:rPr>
+          <w:rFonts w:ascii="맑은 고딕" w:hAnsi="맑은 고딕" w:eastAsia="맑은 고딕"/>
+          <w:b w:val="0"/>
+          <w:i w:val="0"/>
+          <w:sz w:val="18"/>
+          <w:u w:val="none"/>
+        </w:rPr>
+        <w:t xml:space="preserve"> 것은? </w:t>
       </w:r>
       <w:r>
         <w:rPr>
@@ -581,7 +673,7 @@
     </w:p>
     <w:p>
       <w:pPr>
-        <w:spacing w:before="0" w:after="0" w:line="259" w:lineRule="auto"/>
+        <w:spacing w:before="0" w:after="20" w:line="259" w:lineRule="auto"/>
         <w:ind w:left="113"/>
       </w:pPr>
       <w:r>
@@ -592,14 +684,8 @@
           <w:sz w:val="18"/>
           <w:u w:val="none"/>
         </w:rPr>
-        <w:t>① less — reuse — machine</w:t>
+        <w:t>① ⓐ</w:t>
       </w:r>
-    </w:p>
-    <w:p>
-      <w:pPr>
-        <w:spacing w:before="0" w:after="0" w:line="259" w:lineRule="auto"/>
-        <w:ind w:left="113"/>
-      </w:pPr>
       <w:r>
         <w:rPr>
           <w:rFonts w:ascii="맑은 고딕" w:hAnsi="맑은 고딕" w:eastAsia="맑은 고딕"/>
@@ -608,14 +694,8 @@
           <w:sz w:val="18"/>
           <w:u w:val="none"/>
         </w:rPr>
-        <w:t>② more — produce — delivery</w:t>
+        <w:t xml:space="preserve">    </w:t>
       </w:r>
-    </w:p>
-    <w:p>
-      <w:pPr>
-        <w:spacing w:before="0" w:after="0" w:line="259" w:lineRule="auto"/>
-        <w:ind w:left="113"/>
-      </w:pPr>
       <w:r>
         <w:rPr>
           <w:rFonts w:ascii="맑은 고딕" w:hAnsi="맑은 고딕" w:eastAsia="맑은 고딕"/>
@@ -624,14 +704,8 @@
           <w:sz w:val="18"/>
           <w:u w:val="none"/>
         </w:rPr>
-        <w:t>③ less — produce — delivery</w:t>
+        <w:t>② ⓑ</w:t>
       </w:r>
-    </w:p>
-    <w:p>
-      <w:pPr>
-        <w:spacing w:before="0" w:after="0" w:line="259" w:lineRule="auto"/>
-        <w:ind w:left="113"/>
-      </w:pPr>
       <w:r>
         <w:rPr>
           <w:rFonts w:ascii="맑은 고딕" w:hAnsi="맑은 고딕" w:eastAsia="맑은 고딕"/>
@@ -640,14 +714,8 @@
           <w:sz w:val="18"/>
           <w:u w:val="none"/>
         </w:rPr>
-        <w:t>④ less — reuse — delivery</w:t>
+        <w:t xml:space="preserve">    </w:t>
       </w:r>
-    </w:p>
-    <w:p>
-      <w:pPr>
-        <w:spacing w:before="0" w:after="0" w:line="259" w:lineRule="auto"/>
-        <w:ind w:left="113"/>
-      </w:pPr>
       <w:r>
         <w:rPr>
           <w:rFonts w:ascii="맑은 고딕" w:hAnsi="맑은 고딕" w:eastAsia="맑은 고딕"/>
@@ -656,13 +724,48 @@
           <w:sz w:val="18"/>
           <w:u w:val="none"/>
         </w:rPr>
-        <w:t>⑤ more — reuse — machine</w:t>
+        <w:t>③ ⓒ</w:t>
       </w:r>
-    </w:p>
-    <w:p>
-      <w:pPr>
-        <w:spacing w:before="0" w:after="0" w:line="259" w:lineRule="auto"/>
-      </w:pPr>
+      <w:r>
+        <w:rPr>
+          <w:rFonts w:ascii="맑은 고딕" w:hAnsi="맑은 고딕" w:eastAsia="맑은 고딕"/>
+          <w:b w:val="0"/>
+          <w:i w:val="0"/>
+          <w:sz w:val="18"/>
+          <w:u w:val="none"/>
+        </w:rPr>
+        <w:t xml:space="preserve">    </w:t>
+      </w:r>
+      <w:r>
+        <w:rPr>
+          <w:rFonts w:ascii="맑은 고딕" w:hAnsi="맑은 고딕" w:eastAsia="맑은 고딕"/>
+          <w:b w:val="0"/>
+          <w:i w:val="0"/>
+          <w:sz w:val="18"/>
+          <w:u w:val="none"/>
+        </w:rPr>
+        <w:t>④ ⓓ</w:t>
+      </w:r>
+      <w:r>
+        <w:rPr>
+          <w:rFonts w:ascii="맑은 고딕" w:hAnsi="맑은 고딕" w:eastAsia="맑은 고딕"/>
+          <w:b w:val="0"/>
+          <w:i w:val="0"/>
+          <w:sz w:val="18"/>
+          <w:u w:val="none"/>
+        </w:rPr>
+        <w:t xml:space="preserve">    </w:t>
+      </w:r>
+      <w:r>
+        <w:rPr>
+          <w:rFonts w:ascii="맑은 고딕" w:hAnsi="맑은 고딕" w:eastAsia="맑은 고딕"/>
+          <w:b w:val="0"/>
+          <w:i w:val="0"/>
+          <w:sz w:val="18"/>
+          <w:u w:val="none"/>
+        </w:rPr>
+        <w:t>⑤ ⓔ</w:t>
+      </w:r>
     </w:p>
     <w:p>
       <w:pPr>
@@ -718,7 +821,7 @@
           <w:sz w:val="18"/>
           <w:u w:val="none"/>
         </w:rPr>
-        <w:t>① Minji stopped ordering food delivery because it made a lot of trash.</w:t>
+        <w:t>① Olivia's family ate out last Sunday.</w:t>
       </w:r>
     </w:p>
     <w:p>
@@ -734,7 +837,7 @@
           <w:sz w:val="18"/>
           <w:u w:val="none"/>
         </w:rPr>
-        <w:t>② Minji brought a paper cup to school every day.</w:t>
+        <w:t>② Olivia threw away the leftovers.</w:t>
       </w:r>
     </w:p>
     <w:p>
@@ -750,7 +853,7 @@
           <w:sz w:val="18"/>
           <w:u w:val="none"/>
         </w:rPr>
-        <w:t>③ Minji joined the challenge last week.</w:t>
+        <w:t>③ Olivia made a nice dinner out of the leftovers the next day.</w:t>
       </w:r>
     </w:p>
     <w:p>
@@ -766,7 +869,7 @@
           <w:sz w:val="18"/>
           <w:u w:val="none"/>
         </w:rPr>
-        <w:t>④ Minji got some money from the recycling machine.</w:t>
+        <w:t>④ Domingo bought a new bag after his dog tore his bag.</w:t>
       </w:r>
     </w:p>
     <w:p>
@@ -782,7 +885,7 @@
           <w:sz w:val="18"/>
           <w:u w:val="none"/>
         </w:rPr>
-        <w:t>⑤ Minji's friends asked her to join them.</w:t>
+        <w:t>⑤ Domingo thinks that his bag looks perfect.</w:t>
       </w:r>
     </w:p>
     <w:p>
@@ -884,7 +987,7 @@
           <w:sz w:val="18"/>
           <w:u w:val="none"/>
         </w:rPr>
-        <w:t>① Why did Minji decide to make less waste?</w:t>
+        <w:t>① When was Olivia's birthday?</w:t>
       </w:r>
     </w:p>
     <w:p>
@@ -900,7 +1003,7 @@
           <w:sz w:val="18"/>
           <w:u w:val="none"/>
         </w:rPr>
-        <w:t>② What did Minji wash to reuse?</w:t>
+        <w:t>② Where can you find cooking ideas for leftovers?</w:t>
       </w:r>
     </w:p>
     <w:p>
@@ -916,7 +1019,7 @@
           <w:sz w:val="18"/>
           <w:u w:val="none"/>
         </w:rPr>
-        <w:t>③ How many points did Minji get?</w:t>
+        <w:t>③ What did Domingo's dog do?</w:t>
       </w:r>
     </w:p>
     <w:p>
@@ -932,7 +1035,7 @@
           <w:sz w:val="18"/>
           <w:u w:val="none"/>
         </w:rPr>
-        <w:t>④ What did Minji put into the recycling machine?</w:t>
+        <w:t>④ How long did it take Domingo to fix his bag?</w:t>
       </w:r>
     </w:p>
     <w:p>
@@ -948,7 +1051,7 @@
           <w:sz w:val="18"/>
           <w:u w:val="none"/>
         </w:rPr>
-        <w:t>⑤ Which friends joined Minji's challenge?</w:t>
+        <w:t>⑤ What did Olivia make for dinner?</w:t>
       </w:r>
     </w:p>
     <w:p>
@@ -984,7 +1087,7 @@
           <w:sz w:val="18"/>
           <w:u w:val="none"/>
         </w:rPr>
-        <w:t xml:space="preserve">윗글의 밑줄 친 ⓐ~ⓔ의 영영풀이가 적절하지 </w:t>
+        <w:t xml:space="preserve">윗글에서 다음 영영풀이에 해당하는 단어를 찾을 수 </w:t>
       </w:r>
       <w:r>
         <w:rPr>
@@ -994,7 +1097,7 @@
           <w:sz w:val="18"/>
           <w:u w:val="single"/>
         </w:rPr>
-        <w:t>않은</w:t>
+        <w:t>없는</w:t>
       </w:r>
       <w:r>
         <w:rPr>
@@ -1004,7 +1107,644 @@
           <w:sz w:val="18"/>
           <w:u w:val="none"/>
         </w:rPr>
-        <w:t xml:space="preserve"> 것끼리 짝지어진 것은? </w:t>
+        <w:t xml:space="preserve"> 것은? </w:t>
+      </w:r>
+      <w:r>
+        <w:rPr>
+          <w:rFonts w:ascii="맑은 고딕" w:hAnsi="맑은 고딕" w:eastAsia="맑은 고딕"/>
+          <w:b w:val="0"/>
+          <w:i w:val="0"/>
+          <w:sz w:val="18"/>
+          <w:u w:val="none"/>
+        </w:rPr>
+        <w:t>(4점)</w:t>
+      </w:r>
+    </w:p>
+    <w:p>
+      <w:pPr>
+        <w:spacing w:before="0" w:after="0" w:line="259" w:lineRule="auto"/>
+        <w:ind w:left="113"/>
+      </w:pPr>
+      <w:r>
+        <w:rPr>
+          <w:rFonts w:ascii="맑은 고딕" w:hAnsi="맑은 고딕" w:eastAsia="맑은 고딕"/>
+          <w:b w:val="0"/>
+          <w:i w:val="0"/>
+          <w:sz w:val="18"/>
+          <w:u w:val="none"/>
+        </w:rPr>
+        <w:t>① n. things that people throw away because they are not needed</w:t>
+      </w:r>
+    </w:p>
+    <w:p>
+      <w:pPr>
+        <w:spacing w:before="0" w:after="0" w:line="259" w:lineRule="auto"/>
+        <w:ind w:left="113"/>
+      </w:pPr>
+      <w:r>
+        <w:rPr>
+          <w:rFonts w:ascii="맑은 고딕" w:hAnsi="맑은 고딕" w:eastAsia="맑은 고딕"/>
+          <w:b w:val="0"/>
+          <w:i w:val="0"/>
+          <w:sz w:val="18"/>
+          <w:u w:val="none"/>
+        </w:rPr>
+        <w:t>② n. something that needs great mental or physical effort to be done successfully</w:t>
+      </w:r>
+    </w:p>
+    <w:p>
+      <w:pPr>
+        <w:spacing w:before="0" w:after="0" w:line="259" w:lineRule="auto"/>
+        <w:ind w:left="113"/>
+      </w:pPr>
+      <w:r>
+        <w:rPr>
+          <w:rFonts w:ascii="맑은 고딕" w:hAnsi="맑은 고딕" w:eastAsia="맑은 고딕"/>
+          <w:b w:val="0"/>
+          <w:i w:val="0"/>
+          <w:sz w:val="18"/>
+          <w:u w:val="none"/>
+        </w:rPr>
+        <w:t>③ to eat in a restaurant</w:t>
+      </w:r>
+    </w:p>
+    <w:p>
+      <w:pPr>
+        <w:spacing w:before="0" w:after="0" w:line="259" w:lineRule="auto"/>
+        <w:ind w:left="113"/>
+      </w:pPr>
+      <w:r>
+        <w:rPr>
+          <w:rFonts w:ascii="맑은 고딕" w:hAnsi="맑은 고딕" w:eastAsia="맑은 고딕"/>
+          <w:b w:val="0"/>
+          <w:i w:val="0"/>
+          <w:sz w:val="18"/>
+          <w:u w:val="none"/>
+        </w:rPr>
+        <w:t>④ v. to pull paper, cloth, or another material into two pieces</w:t>
+      </w:r>
+    </w:p>
+    <w:p>
+      <w:pPr>
+        <w:spacing w:before="0" w:after="0" w:line="259" w:lineRule="auto"/>
+        <w:ind w:left="113"/>
+      </w:pPr>
+      <w:r>
+        <w:rPr>
+          <w:rFonts w:ascii="맑은 고딕" w:hAnsi="맑은 고딕" w:eastAsia="맑은 고딕"/>
+          <w:b w:val="0"/>
+          <w:i w:val="0"/>
+          <w:sz w:val="18"/>
+          <w:u w:val="none"/>
+        </w:rPr>
+        <w:t>⑤ v. to process used things so that they can be used again</w:t>
+      </w:r>
+    </w:p>
+    <w:p>
+      <w:pPr>
+        <w:spacing w:before="0" w:after="0" w:line="259" w:lineRule="auto"/>
+      </w:pPr>
+    </w:p>
+    <w:p>
+      <w:pPr>
+        <w:spacing w:before="0" w:after="40" w:line="259" w:lineRule="auto"/>
+      </w:pPr>
+    </w:p>
+    <w:p>
+      <w:pPr>
+        <w:keepNext/>
+        <w:spacing w:before="0" w:after="20" w:line="259" w:lineRule="auto"/>
+        <w:ind w:left="0"/>
+      </w:pPr>
+      <w:r>
+        <w:rPr>
+          <w:rFonts w:ascii="맑은 고딕" w:hAnsi="맑은 고딕" w:eastAsia="맑은 고딕"/>
+          <w:b/>
+          <w:i w:val="0"/>
+          <w:sz w:val="18"/>
+          <w:u w:val="none"/>
+        </w:rPr>
+        <w:t>[7~9] 다음 글을 읽고 물음에 답하시오.</w:t>
+      </w:r>
+    </w:p>
+    <w:p>
+      <w:pPr>
+        <w:spacing w:before="0" w:after="0" w:line="259" w:lineRule="auto"/>
+        <w:ind w:left="0"/>
+      </w:pPr>
+      <w:r>
+        <w:rPr>
+          <w:rFonts w:ascii="맑은 고딕" w:hAnsi="맑은 고딕" w:eastAsia="맑은 고딕"/>
+          <w:b/>
+          <w:i w:val="0"/>
+          <w:sz w:val="18"/>
+          <w:u w:val="none"/>
+        </w:rPr>
+        <w:t>Challenge 03 ★</w:t>
+      </w:r>
+      <w:r>
+        <w:br/>
+      </w:r>
+      <w:r>
+        <w:rPr>
+          <w:rFonts w:ascii="맑은 고딕" w:hAnsi="맑은 고딕" w:eastAsia="맑은 고딕"/>
+          <w:b/>
+          <w:i w:val="0"/>
+          <w:sz w:val="18"/>
+          <w:u w:val="none"/>
+        </w:rPr>
+        <w:t>Emma:</w:t>
+      </w:r>
+      <w:r>
+        <w:rPr>
+          <w:rFonts w:ascii="맑은 고딕" w:hAnsi="맑은 고딕" w:eastAsia="맑은 고딕"/>
+          <w:b w:val="0"/>
+          <w:i w:val="0"/>
+          <w:sz w:val="18"/>
+          <w:u w:val="none"/>
+        </w:rPr>
+        <w:t xml:space="preserve"> I often use food delivery services. (ㄱ)</w:t>
+      </w:r>
+      <w:r>
+        <w:rPr>
+          <w:rFonts w:ascii="맑은 고딕" w:hAnsi="맑은 고딕" w:eastAsia="맑은 고딕"/>
+          <w:b w:val="0"/>
+          <w:i w:val="0"/>
+          <w:sz w:val="18"/>
+          <w:u w:val="single"/>
+        </w:rPr>
+        <w:t>They</w:t>
+      </w:r>
+      <w:r>
+        <w:rPr>
+          <w:rFonts w:ascii="맑은 고딕" w:hAnsi="맑은 고딕" w:eastAsia="맑은 고딕"/>
+          <w:b w:val="0"/>
+          <w:i w:val="0"/>
+          <w:sz w:val="18"/>
+          <w:u w:val="none"/>
+        </w:rPr>
+        <w:t xml:space="preserve"> produce too much plastic waste so I feel bad for the Earth. Today I walked to my favorite restaurant with a reusable container and picked up the food. I heard that plastic never goes away completely. I didn't use any single-use plastic today. I felt good!</w:t>
+      </w:r>
+      <w:r>
+        <w:br/>
+      </w:r>
+      <w:r>
+        <w:rPr>
+          <w:rFonts w:ascii="맑은 고딕" w:hAnsi="맑은 고딕" w:eastAsia="맑은 고딕"/>
+          <w:b/>
+          <w:i w:val="0"/>
+          <w:sz w:val="18"/>
+          <w:u w:val="none"/>
+        </w:rPr>
+        <w:t>Challenge 04 Recycle</w:t>
+      </w:r>
+      <w:r>
+        <w:br/>
+      </w:r>
+      <w:r>
+        <w:rPr>
+          <w:rFonts w:ascii="맑은 고딕" w:hAnsi="맑은 고딕" w:eastAsia="맑은 고딕"/>
+          <w:b/>
+          <w:i w:val="0"/>
+          <w:sz w:val="18"/>
+          <w:u w:val="none"/>
+        </w:rPr>
+        <w:t>Minsu:</w:t>
+      </w:r>
+      <w:r>
+        <w:rPr>
+          <w:rFonts w:ascii="맑은 고딕" w:hAnsi="맑은 고딕" w:eastAsia="맑은 고딕"/>
+          <w:b w:val="0"/>
+          <w:i w:val="0"/>
+          <w:sz w:val="18"/>
+          <w:u w:val="none"/>
+        </w:rPr>
+        <w:t xml:space="preserve"> Yesterday, I took some plastic and glass bottles to a recycling machine near my house. I put them into the machine one by one, and I got some points in return. What can I do with those points? Well, I can use them like money. Don't you think that's cool?</w:t>
+      </w:r>
+    </w:p>
+    <w:p>
+      <w:pPr>
+        <w:spacing w:before="0" w:after="0" w:line="259" w:lineRule="auto"/>
+      </w:pPr>
+    </w:p>
+    <w:p>
+      <w:pPr>
+        <w:keepNext/>
+        <w:spacing w:before="0" w:after="20" w:line="259" w:lineRule="auto"/>
+      </w:pPr>
+      <w:r>
+        <w:rPr>
+          <w:rFonts w:ascii="맑은 고딕" w:hAnsi="맑은 고딕" w:eastAsia="맑은 고딕"/>
+          <w:b/>
+          <w:i w:val="0"/>
+          <w:sz w:val="18"/>
+          <w:u w:val="none"/>
+        </w:rPr>
+        <w:t xml:space="preserve">7. </w:t>
+      </w:r>
+      <w:r>
+        <w:rPr>
+          <w:rFonts w:ascii="맑은 고딕" w:hAnsi="맑은 고딕" w:eastAsia="맑은 고딕"/>
+          <w:b w:val="0"/>
+          <w:i w:val="0"/>
+          <w:sz w:val="18"/>
+          <w:u w:val="none"/>
+        </w:rPr>
+        <w:t xml:space="preserve">윗글의 빈칸 ★에 들어갈 Challenge 03의 제목으로 가장 적절한 것은? </w:t>
+      </w:r>
+      <w:r>
+        <w:rPr>
+          <w:rFonts w:ascii="맑은 고딕" w:hAnsi="맑은 고딕" w:eastAsia="맑은 고딕"/>
+          <w:b w:val="0"/>
+          <w:i w:val="0"/>
+          <w:sz w:val="18"/>
+          <w:u w:val="none"/>
+        </w:rPr>
+        <w:t>(3점)</w:t>
+      </w:r>
+    </w:p>
+    <w:p>
+      <w:pPr>
+        <w:spacing w:before="0" w:after="0" w:line="259" w:lineRule="auto"/>
+        <w:ind w:left="113"/>
+      </w:pPr>
+      <w:r>
+        <w:rPr>
+          <w:rFonts w:ascii="맑은 고딕" w:hAnsi="맑은 고딕" w:eastAsia="맑은 고딕"/>
+          <w:b w:val="0"/>
+          <w:i w:val="0"/>
+          <w:sz w:val="18"/>
+          <w:u w:val="none"/>
+        </w:rPr>
+        <w:t>① The Good Side of Food Delivery Services</w:t>
+      </w:r>
+    </w:p>
+    <w:p>
+      <w:pPr>
+        <w:spacing w:before="0" w:after="0" w:line="259" w:lineRule="auto"/>
+        <w:ind w:left="113"/>
+      </w:pPr>
+      <w:r>
+        <w:rPr>
+          <w:rFonts w:ascii="맑은 고딕" w:hAnsi="맑은 고딕" w:eastAsia="맑은 고딕"/>
+          <w:b w:val="0"/>
+          <w:i w:val="0"/>
+          <w:sz w:val="18"/>
+          <w:u w:val="none"/>
+        </w:rPr>
+        <w:t>② Less Plastic, Greener Earth</w:t>
+      </w:r>
+    </w:p>
+    <w:p>
+      <w:pPr>
+        <w:spacing w:before="0" w:after="0" w:line="259" w:lineRule="auto"/>
+        <w:ind w:left="113"/>
+      </w:pPr>
+      <w:r>
+        <w:rPr>
+          <w:rFonts w:ascii="맑은 고딕" w:hAnsi="맑은 고딕" w:eastAsia="맑은 고딕"/>
+          <w:b w:val="0"/>
+          <w:i w:val="0"/>
+          <w:sz w:val="18"/>
+          <w:u w:val="none"/>
+        </w:rPr>
+        <w:t>③ Why Should We Eat Local Foods?</w:t>
+      </w:r>
+    </w:p>
+    <w:p>
+      <w:pPr>
+        <w:spacing w:before="0" w:after="0" w:line="259" w:lineRule="auto"/>
+        <w:ind w:left="113"/>
+      </w:pPr>
+      <w:r>
+        <w:rPr>
+          <w:rFonts w:ascii="맑은 고딕" w:hAnsi="맑은 고딕" w:eastAsia="맑은 고딕"/>
+          <w:b w:val="0"/>
+          <w:i w:val="0"/>
+          <w:sz w:val="18"/>
+          <w:u w:val="none"/>
+        </w:rPr>
+        <w:t>④ The Importance of Cooking at Home</w:t>
+      </w:r>
+    </w:p>
+    <w:p>
+      <w:pPr>
+        <w:spacing w:before="0" w:after="0" w:line="259" w:lineRule="auto"/>
+        <w:ind w:left="113"/>
+      </w:pPr>
+      <w:r>
+        <w:rPr>
+          <w:rFonts w:ascii="맑은 고딕" w:hAnsi="맑은 고딕" w:eastAsia="맑은 고딕"/>
+          <w:b w:val="0"/>
+          <w:i w:val="0"/>
+          <w:sz w:val="18"/>
+          <w:u w:val="none"/>
+        </w:rPr>
+        <w:t>⑤ The Limits of Reusable Packages</w:t>
+      </w:r>
+    </w:p>
+    <w:p>
+      <w:pPr>
+        <w:spacing w:before="0" w:after="0" w:line="259" w:lineRule="auto"/>
+      </w:pPr>
+    </w:p>
+    <w:p>
+      <w:pPr>
+        <w:spacing w:before="0" w:after="40" w:line="259" w:lineRule="auto"/>
+      </w:pPr>
+    </w:p>
+    <w:p>
+      <w:pPr>
+        <w:keepNext/>
+        <w:spacing w:before="0" w:after="20" w:line="259" w:lineRule="auto"/>
+      </w:pPr>
+      <w:r>
+        <w:rPr>
+          <w:rFonts w:ascii="맑은 고딕" w:hAnsi="맑은 고딕" w:eastAsia="맑은 고딕"/>
+          <w:b/>
+          <w:i w:val="0"/>
+          <w:sz w:val="18"/>
+          <w:u w:val="none"/>
+        </w:rPr>
+        <w:t xml:space="preserve">8. </w:t>
+      </w:r>
+      <w:r>
+        <w:rPr>
+          <w:rFonts w:ascii="맑은 고딕" w:hAnsi="맑은 고딕" w:eastAsia="맑은 고딕"/>
+          <w:b w:val="0"/>
+          <w:i w:val="0"/>
+          <w:sz w:val="18"/>
+          <w:u w:val="none"/>
+        </w:rPr>
+        <w:t xml:space="preserve">윗글의 밑줄 친 (ㄱ)They가 가리키는 것은? </w:t>
+      </w:r>
+      <w:r>
+        <w:rPr>
+          <w:rFonts w:ascii="맑은 고딕" w:hAnsi="맑은 고딕" w:eastAsia="맑은 고딕"/>
+          <w:b w:val="0"/>
+          <w:i w:val="0"/>
+          <w:sz w:val="18"/>
+          <w:u w:val="none"/>
+        </w:rPr>
+        <w:t>(3점)</w:t>
+      </w:r>
+    </w:p>
+    <w:p>
+      <w:pPr>
+        <w:spacing w:before="0" w:after="0" w:line="259" w:lineRule="auto"/>
+        <w:ind w:left="113"/>
+      </w:pPr>
+      <w:r>
+        <w:rPr>
+          <w:rFonts w:ascii="맑은 고딕" w:hAnsi="맑은 고딕" w:eastAsia="맑은 고딕"/>
+          <w:b w:val="0"/>
+          <w:i w:val="0"/>
+          <w:sz w:val="18"/>
+          <w:u w:val="none"/>
+        </w:rPr>
+        <w:t>① food delivery services</w:t>
+      </w:r>
+    </w:p>
+    <w:p>
+      <w:pPr>
+        <w:spacing w:before="0" w:after="0" w:line="259" w:lineRule="auto"/>
+        <w:ind w:left="113"/>
+      </w:pPr>
+      <w:r>
+        <w:rPr>
+          <w:rFonts w:ascii="맑은 고딕" w:hAnsi="맑은 고딕" w:eastAsia="맑은 고딕"/>
+          <w:b w:val="0"/>
+          <w:i w:val="0"/>
+          <w:sz w:val="18"/>
+          <w:u w:val="none"/>
+        </w:rPr>
+        <w:t>② restaurants</w:t>
+      </w:r>
+    </w:p>
+    <w:p>
+      <w:pPr>
+        <w:spacing w:before="0" w:after="0" w:line="259" w:lineRule="auto"/>
+        <w:ind w:left="113"/>
+      </w:pPr>
+      <w:r>
+        <w:rPr>
+          <w:rFonts w:ascii="맑은 고딕" w:hAnsi="맑은 고딕" w:eastAsia="맑은 고딕"/>
+          <w:b w:val="0"/>
+          <w:i w:val="0"/>
+          <w:sz w:val="18"/>
+          <w:u w:val="none"/>
+        </w:rPr>
+        <w:t>③ plastic bottles</w:t>
+      </w:r>
+    </w:p>
+    <w:p>
+      <w:pPr>
+        <w:spacing w:before="0" w:after="0" w:line="259" w:lineRule="auto"/>
+        <w:ind w:left="113"/>
+      </w:pPr>
+      <w:r>
+        <w:rPr>
+          <w:rFonts w:ascii="맑은 고딕" w:hAnsi="맑은 고딕" w:eastAsia="맑은 고딕"/>
+          <w:b w:val="0"/>
+          <w:i w:val="0"/>
+          <w:sz w:val="18"/>
+          <w:u w:val="none"/>
+        </w:rPr>
+        <w:t>④ reusable containers</w:t>
+      </w:r>
+    </w:p>
+    <w:p>
+      <w:pPr>
+        <w:spacing w:before="0" w:after="0" w:line="259" w:lineRule="auto"/>
+        <w:ind w:left="113"/>
+      </w:pPr>
+      <w:r>
+        <w:rPr>
+          <w:rFonts w:ascii="맑은 고딕" w:hAnsi="맑은 고딕" w:eastAsia="맑은 고딕"/>
+          <w:b w:val="0"/>
+          <w:i w:val="0"/>
+          <w:sz w:val="18"/>
+          <w:u w:val="none"/>
+        </w:rPr>
+        <w:t>⑤ some points</w:t>
+      </w:r>
+    </w:p>
+    <w:p>
+      <w:pPr>
+        <w:spacing w:before="0" w:after="0" w:line="259" w:lineRule="auto"/>
+      </w:pPr>
+    </w:p>
+    <w:p>
+      <w:pPr>
+        <w:spacing w:before="0" w:after="40" w:line="259" w:lineRule="auto"/>
+      </w:pPr>
+    </w:p>
+    <w:p>
+      <w:pPr>
+        <w:keepNext/>
+        <w:spacing w:before="0" w:after="20" w:line="259" w:lineRule="auto"/>
+      </w:pPr>
+      <w:r>
+        <w:rPr>
+          <w:rFonts w:ascii="맑은 고딕" w:hAnsi="맑은 고딕" w:eastAsia="맑은 고딕"/>
+          <w:b/>
+          <w:i w:val="0"/>
+          <w:sz w:val="18"/>
+          <w:u w:val="none"/>
+        </w:rPr>
+        <w:t xml:space="preserve">9. </w:t>
+      </w:r>
+      <w:r>
+        <w:rPr>
+          <w:rFonts w:ascii="맑은 고딕" w:hAnsi="맑은 고딕" w:eastAsia="맑은 고딕"/>
+          <w:b w:val="0"/>
+          <w:i w:val="0"/>
+          <w:sz w:val="18"/>
+          <w:u w:val="none"/>
+        </w:rPr>
+        <w:t xml:space="preserve">윗글의 Minsu에 관한 내용과 일치하는 것은? </w:t>
+      </w:r>
+      <w:r>
+        <w:rPr>
+          <w:rFonts w:ascii="맑은 고딕" w:hAnsi="맑은 고딕" w:eastAsia="맑은 고딕"/>
+          <w:b w:val="0"/>
+          <w:i w:val="0"/>
+          <w:sz w:val="18"/>
+          <w:u w:val="none"/>
+        </w:rPr>
+        <w:t>(3점)</w:t>
+      </w:r>
+    </w:p>
+    <w:p>
+      <w:pPr>
+        <w:spacing w:before="0" w:after="0" w:line="259" w:lineRule="auto"/>
+        <w:ind w:left="113"/>
+      </w:pPr>
+      <w:r>
+        <w:rPr>
+          <w:rFonts w:ascii="맑은 고딕" w:hAnsi="맑은 고딕" w:eastAsia="맑은 고딕"/>
+          <w:b w:val="0"/>
+          <w:i w:val="0"/>
+          <w:sz w:val="18"/>
+          <w:u w:val="none"/>
+        </w:rPr>
+        <w:t>① Minsu took some cans to a recycling machine.</w:t>
+      </w:r>
+    </w:p>
+    <w:p>
+      <w:pPr>
+        <w:spacing w:before="0" w:after="0" w:line="259" w:lineRule="auto"/>
+        <w:ind w:left="113"/>
+      </w:pPr>
+      <w:r>
+        <w:rPr>
+          <w:rFonts w:ascii="맑은 고딕" w:hAnsi="맑은 고딕" w:eastAsia="맑은 고딕"/>
+          <w:b w:val="0"/>
+          <w:i w:val="0"/>
+          <w:sz w:val="18"/>
+          <w:u w:val="none"/>
+        </w:rPr>
+        <w:t>② Minsu put the bottles into the machine all at once.</w:t>
+      </w:r>
+    </w:p>
+    <w:p>
+      <w:pPr>
+        <w:spacing w:before="0" w:after="0" w:line="259" w:lineRule="auto"/>
+        <w:ind w:left="113"/>
+      </w:pPr>
+      <w:r>
+        <w:rPr>
+          <w:rFonts w:ascii="맑은 고딕" w:hAnsi="맑은 고딕" w:eastAsia="맑은 고딕"/>
+          <w:b w:val="0"/>
+          <w:i w:val="0"/>
+          <w:sz w:val="18"/>
+          <w:u w:val="none"/>
+        </w:rPr>
+        <w:t>③ Minsu can't use the points like money.</w:t>
+      </w:r>
+    </w:p>
+    <w:p>
+      <w:pPr>
+        <w:spacing w:before="0" w:after="0" w:line="259" w:lineRule="auto"/>
+        <w:ind w:left="113"/>
+      </w:pPr>
+      <w:r>
+        <w:rPr>
+          <w:rFonts w:ascii="맑은 고딕" w:hAnsi="맑은 고딕" w:eastAsia="맑은 고딕"/>
+          <w:b w:val="0"/>
+          <w:i w:val="0"/>
+          <w:sz w:val="18"/>
+          <w:u w:val="none"/>
+        </w:rPr>
+        <w:t>④ The recycling machine is far from Minsu's house.</w:t>
+      </w:r>
+    </w:p>
+    <w:p>
+      <w:pPr>
+        <w:spacing w:before="0" w:after="0" w:line="259" w:lineRule="auto"/>
+        <w:ind w:left="113"/>
+      </w:pPr>
+      <w:r>
+        <w:rPr>
+          <w:rFonts w:ascii="맑은 고딕" w:hAnsi="맑은 고딕" w:eastAsia="맑은 고딕"/>
+          <w:b w:val="0"/>
+          <w:i w:val="0"/>
+          <w:sz w:val="18"/>
+          <w:u w:val="none"/>
+        </w:rPr>
+        <w:t>⑤ Minsu got some points in return.</w:t>
+      </w:r>
+    </w:p>
+    <w:p>
+      <w:pPr>
+        <w:spacing w:before="0" w:after="0" w:line="259" w:lineRule="auto"/>
+      </w:pPr>
+    </w:p>
+    <w:p>
+      <w:pPr>
+        <w:spacing w:before="0" w:after="40" w:line="259" w:lineRule="auto"/>
+      </w:pPr>
+    </w:p>
+    <w:p>
+      <w:pPr>
+        <w:keepNext/>
+        <w:spacing w:before="0" w:after="20" w:line="259" w:lineRule="auto"/>
+      </w:pPr>
+      <w:r>
+        <w:rPr>
+          <w:rFonts w:ascii="맑은 고딕" w:hAnsi="맑은 고딕" w:eastAsia="맑은 고딕"/>
+          <w:b/>
+          <w:i w:val="0"/>
+          <w:sz w:val="18"/>
+          <w:u w:val="none"/>
+        </w:rPr>
+        <w:t>[10~12] 어형 · 있는 대로 · ★배열</w:t>
+      </w:r>
+    </w:p>
+    <w:p>
+      <w:pPr>
+        <w:keepNext/>
+        <w:spacing w:before="0" w:after="20" w:line="259" w:lineRule="auto"/>
+      </w:pPr>
+      <w:r>
+        <w:rPr>
+          <w:rFonts w:ascii="맑은 고딕" w:hAnsi="맑은 고딕" w:eastAsia="맑은 고딕"/>
+          <w:b/>
+          <w:i w:val="0"/>
+          <w:sz w:val="18"/>
+          <w:u w:val="none"/>
+        </w:rPr>
+        <w:t xml:space="preserve">10. </w:t>
+      </w:r>
+      <w:r>
+        <w:rPr>
+          <w:rFonts w:ascii="맑은 고딕" w:hAnsi="맑은 고딕" w:eastAsia="맑은 고딕"/>
+          <w:b w:val="0"/>
+          <w:i w:val="0"/>
+          <w:sz w:val="18"/>
+          <w:u w:val="none"/>
+        </w:rPr>
+        <w:t xml:space="preserve">빈칸 (A)~(C)에 들어갈 말이 바르게 짝지어진 것은? </w:t>
       </w:r>
       <w:r>
         <w:rPr>
@@ -1030,7 +1770,7 @@
           <w:sz w:val="18"/>
           <w:u w:val="none"/>
         </w:rPr>
-        <w:t>ⓐ challenge: something that needs great mental or physical effort to be done successfully</w:t>
+        <w:t>• Domingo: My dog (A)________ my bag. (tear)</w:t>
       </w:r>
       <w:r>
         <w:br/>
@@ -1043,7 +1783,7 @@
           <w:sz w:val="18"/>
           <w:u w:val="none"/>
         </w:rPr>
-        <w:t>ⓑ environment: n. the natural world, including water, air, land, and plants</w:t>
+        <w:t>• I sewed a patch on my (B)________ jeans instead of buying new ones. (tear)</w:t>
       </w:r>
       <w:r>
         <w:br/>
@@ -1056,7 +1796,149 @@
           <w:sz w:val="18"/>
           <w:u w:val="none"/>
         </w:rPr>
-        <w:t>ⓒ own: n. something helpful that you do for someone</w:t>
+        <w:t>• Grandma (C)________ a cute bag from old curtains. (sew)</w:t>
+      </w:r>
+    </w:p>
+    <w:p>
+      <w:pPr>
+        <w:spacing w:before="0" w:after="0" w:line="259" w:lineRule="auto"/>
+        <w:ind w:left="113"/>
+      </w:pPr>
+      <w:r>
+        <w:rPr>
+          <w:rFonts w:ascii="맑은 고딕" w:hAnsi="맑은 고딕" w:eastAsia="맑은 고딕"/>
+          <w:b w:val="0"/>
+          <w:i w:val="0"/>
+          <w:sz w:val="18"/>
+          <w:u w:val="none"/>
+        </w:rPr>
+        <w:t>① tore — tore — sewed</w:t>
+      </w:r>
+    </w:p>
+    <w:p>
+      <w:pPr>
+        <w:spacing w:before="0" w:after="0" w:line="259" w:lineRule="auto"/>
+        <w:ind w:left="113"/>
+      </w:pPr>
+      <w:r>
+        <w:rPr>
+          <w:rFonts w:ascii="맑은 고딕" w:hAnsi="맑은 고딕" w:eastAsia="맑은 고딕"/>
+          <w:b w:val="0"/>
+          <w:i w:val="0"/>
+          <w:sz w:val="18"/>
+          <w:u w:val="none"/>
+        </w:rPr>
+        <w:t>② teared — torn — sewed</w:t>
+      </w:r>
+    </w:p>
+    <w:p>
+      <w:pPr>
+        <w:spacing w:before="0" w:after="0" w:line="259" w:lineRule="auto"/>
+        <w:ind w:left="113"/>
+      </w:pPr>
+      <w:r>
+        <w:rPr>
+          <w:rFonts w:ascii="맑은 고딕" w:hAnsi="맑은 고딕" w:eastAsia="맑은 고딕"/>
+          <w:b w:val="0"/>
+          <w:i w:val="0"/>
+          <w:sz w:val="18"/>
+          <w:u w:val="none"/>
+        </w:rPr>
+        <w:t>③ tore — torn — sewed</w:t>
+      </w:r>
+    </w:p>
+    <w:p>
+      <w:pPr>
+        <w:spacing w:before="0" w:after="0" w:line="259" w:lineRule="auto"/>
+        <w:ind w:left="113"/>
+      </w:pPr>
+      <w:r>
+        <w:rPr>
+          <w:rFonts w:ascii="맑은 고딕" w:hAnsi="맑은 고딕" w:eastAsia="맑은 고딕"/>
+          <w:b w:val="0"/>
+          <w:i w:val="0"/>
+          <w:sz w:val="18"/>
+          <w:u w:val="none"/>
+        </w:rPr>
+        <w:t>④ torn — tore — sewn</w:t>
+      </w:r>
+    </w:p>
+    <w:p>
+      <w:pPr>
+        <w:spacing w:before="0" w:after="0" w:line="259" w:lineRule="auto"/>
+        <w:ind w:left="113"/>
+      </w:pPr>
+      <w:r>
+        <w:rPr>
+          <w:rFonts w:ascii="맑은 고딕" w:hAnsi="맑은 고딕" w:eastAsia="맑은 고딕"/>
+          <w:b w:val="0"/>
+          <w:i w:val="0"/>
+          <w:sz w:val="18"/>
+          <w:u w:val="none"/>
+        </w:rPr>
+        <w:t>⑤ tore — torn — sewn</w:t>
+      </w:r>
+    </w:p>
+    <w:p>
+      <w:pPr>
+        <w:spacing w:before="0" w:after="0" w:line="259" w:lineRule="auto"/>
+      </w:pPr>
+    </w:p>
+    <w:p>
+      <w:pPr>
+        <w:spacing w:before="0" w:after="40" w:line="259" w:lineRule="auto"/>
+      </w:pPr>
+    </w:p>
+    <w:p>
+      <w:pPr>
+        <w:keepNext/>
+        <w:spacing w:before="0" w:after="20" w:line="259" w:lineRule="auto"/>
+      </w:pPr>
+      <w:r>
+        <w:rPr>
+          <w:rFonts w:ascii="맑은 고딕" w:hAnsi="맑은 고딕" w:eastAsia="맑은 고딕"/>
+          <w:b/>
+          <w:i w:val="0"/>
+          <w:sz w:val="18"/>
+          <w:u w:val="none"/>
+        </w:rPr>
+        <w:t xml:space="preserve">11. </w:t>
+      </w:r>
+      <w:r>
+        <w:rPr>
+          <w:rFonts w:ascii="맑은 고딕" w:hAnsi="맑은 고딕" w:eastAsia="맑은 고딕"/>
+          <w:b w:val="0"/>
+          <w:i w:val="0"/>
+          <w:sz w:val="18"/>
+          <w:u w:val="none"/>
+        </w:rPr>
+        <w:t xml:space="preserve">빈칸에 in return이 들어갈 문장만을 있는 대로 고른 것은? </w:t>
+      </w:r>
+      <w:r>
+        <w:rPr>
+          <w:rFonts w:ascii="맑은 고딕" w:hAnsi="맑은 고딕" w:eastAsia="맑은 고딕"/>
+          <w:b w:val="0"/>
+          <w:i w:val="0"/>
+          <w:sz w:val="18"/>
+          <w:u w:val="none"/>
+        </w:rPr>
+        <w:t>(4점)</w:t>
+      </w:r>
+    </w:p>
+    <w:p>
+      <w:pPr>
+        <w:spacing w:before="0" w:after="20" w:line="259" w:lineRule="auto"/>
+        <w:ind w:left="57"/>
+      </w:pPr>
+      <w:r>
+        <w:rPr>
+          <w:rFonts w:ascii="맑은 고딕" w:hAnsi="맑은 고딕" w:eastAsia="맑은 고딕"/>
+          <w:b w:val="0"/>
+          <w:i w:val="0"/>
+          <w:sz w:val="18"/>
+          <w:u w:val="none"/>
+        </w:rPr>
+        <w:t>ⓐ The machine gives you a coupon ________ for each empty can.</w:t>
       </w:r>
       <w:r>
         <w:br/>
@@ -1069,7 +1951,7 @@
           <w:sz w:val="18"/>
           <w:u w:val="none"/>
         </w:rPr>
-        <w:t>ⓓ machine: n. a piece of equipment that does a particular job</w:t>
+        <w:t>ⓑ We cleaned the beach, and the town gave us ice cream ________.</w:t>
       </w:r>
       <w:r>
         <w:br/>
@@ -1082,7 +1964,33 @@
           <w:sz w:val="18"/>
           <w:u w:val="none"/>
         </w:rPr>
-        <w:t>ⓔ favor: a. belonging to a particular person or thing</w:t>
+        <w:t>ⓒ The volunteers picked up the litter ________.</w:t>
+      </w:r>
+      <w:r>
+        <w:br/>
+      </w:r>
+      <w:r>
+        <w:rPr>
+          <w:rFonts w:ascii="맑은 고딕" w:hAnsi="맑은 고딕" w:eastAsia="맑은 고딕"/>
+          <w:b w:val="0"/>
+          <w:i w:val="0"/>
+          <w:sz w:val="18"/>
+          <w:u w:val="none"/>
+        </w:rPr>
+        <w:t>ⓓ The café gives you a free coffee ________ for bringing your own cup.</w:t>
+      </w:r>
+      <w:r>
+        <w:br/>
+      </w:r>
+      <w:r>
+        <w:rPr>
+          <w:rFonts w:ascii="맑은 고딕" w:hAnsi="맑은 고딕" w:eastAsia="맑은 고딕"/>
+          <w:b w:val="0"/>
+          <w:i w:val="0"/>
+          <w:sz w:val="18"/>
+          <w:u w:val="none"/>
+        </w:rPr>
+        <w:t>ⓔ The volunteers collected plastic bottles ________ along the river.</w:t>
       </w:r>
     </w:p>
     <w:p>
@@ -1118,7 +2026,7 @@
           <w:sz w:val="18"/>
           <w:u w:val="none"/>
         </w:rPr>
-        <w:t>② ⓑ, ⓓ</w:t>
+        <w:t>② ⓒ, ⓔ</w:t>
       </w:r>
       <w:r>
         <w:rPr>
@@ -1138,7 +2046,7 @@
           <w:sz w:val="18"/>
           <w:u w:val="none"/>
         </w:rPr>
-        <w:t>③ ⓒ, ⓔ</w:t>
+        <w:t>③ ⓐ, ⓓ, ⓔ</w:t>
       </w:r>
       <w:r>
         <w:rPr>
@@ -1158,7 +2066,7 @@
           <w:sz w:val="18"/>
           <w:u w:val="none"/>
         </w:rPr>
-        <w:t>④ ⓐ, ⓓ</w:t>
+        <w:t>④ ⓑ, ⓒ, ⓓ</w:t>
       </w:r>
       <w:r>
         <w:rPr>
@@ -1178,1081 +2086,13 @@
           <w:sz w:val="18"/>
           <w:u w:val="none"/>
         </w:rPr>
-        <w:t>⑤ ⓑ, ⓔ</w:t>
+        <w:t>⑤ ⓐ, ⓑ, ⓓ</w:t>
       </w:r>
     </w:p>
     <w:p>
       <w:pPr>
         <w:spacing w:before="0" w:after="40" w:line="259" w:lineRule="auto"/>
       </w:pPr>
-    </w:p>
-    <w:p>
-      <w:pPr>
-        <w:keepNext/>
-        <w:spacing w:before="0" w:after="20" w:line="259" w:lineRule="auto"/>
-      </w:pPr>
-      <w:r>
-        <w:rPr>
-          <w:rFonts w:ascii="맑은 고딕" w:hAnsi="맑은 고딕" w:eastAsia="맑은 고딕"/>
-          <w:b/>
-          <w:i w:val="0"/>
-          <w:sz w:val="18"/>
-          <w:u w:val="none"/>
-        </w:rPr>
-        <w:t>[7~11] 어휘 관계 · 다의어 · 어형 · 구동사</w:t>
-      </w:r>
-    </w:p>
-    <w:p>
-      <w:pPr>
-        <w:keepNext/>
-        <w:spacing w:before="0" w:after="20" w:line="259" w:lineRule="auto"/>
-      </w:pPr>
-      <w:r>
-        <w:rPr>
-          <w:rFonts w:ascii="맑은 고딕" w:hAnsi="맑은 고딕" w:eastAsia="맑은 고딕"/>
-          <w:b/>
-          <w:i w:val="0"/>
-          <w:sz w:val="18"/>
-          <w:u w:val="none"/>
-        </w:rPr>
-        <w:t xml:space="preserve">7. </w:t>
-      </w:r>
-      <w:r>
-        <w:rPr>
-          <w:rFonts w:ascii="맑은 고딕" w:hAnsi="맑은 고딕" w:eastAsia="맑은 고딕"/>
-          <w:b w:val="0"/>
-          <w:i w:val="0"/>
-          <w:sz w:val="18"/>
-          <w:u w:val="none"/>
-        </w:rPr>
-        <w:t xml:space="preserve">두 단어(표현)의 관계가 나머지 넷과 </w:t>
-      </w:r>
-      <w:r>
-        <w:rPr>
-          <w:rFonts w:ascii="맑은 고딕" w:hAnsi="맑은 고딕" w:eastAsia="맑은 고딕"/>
-          <w:b w:val="0"/>
-          <w:i w:val="0"/>
-          <w:sz w:val="18"/>
-          <w:u w:val="single"/>
-        </w:rPr>
-        <w:t>다른</w:t>
-      </w:r>
-      <w:r>
-        <w:rPr>
-          <w:rFonts w:ascii="맑은 고딕" w:hAnsi="맑은 고딕" w:eastAsia="맑은 고딕"/>
-          <w:b w:val="0"/>
-          <w:i w:val="0"/>
-          <w:sz w:val="18"/>
-          <w:u w:val="none"/>
-        </w:rPr>
-        <w:t xml:space="preserve"> 것은? </w:t>
-      </w:r>
-      <w:r>
-        <w:rPr>
-          <w:rFonts w:ascii="맑은 고딕" w:hAnsi="맑은 고딕" w:eastAsia="맑은 고딕"/>
-          <w:b w:val="0"/>
-          <w:i w:val="0"/>
-          <w:sz w:val="18"/>
-          <w:u w:val="none"/>
-        </w:rPr>
-        <w:t>(3점)</w:t>
-      </w:r>
-    </w:p>
-    <w:p>
-      <w:pPr>
-        <w:spacing w:before="0" w:after="0" w:line="259" w:lineRule="auto"/>
-        <w:ind w:left="113"/>
-      </w:pPr>
-      <w:r>
-        <w:rPr>
-          <w:rFonts w:ascii="맑은 고딕" w:hAnsi="맑은 고딕" w:eastAsia="맑은 고딕"/>
-          <w:b w:val="0"/>
-          <w:i w:val="0"/>
-          <w:sz w:val="18"/>
-          <w:u w:val="none"/>
-        </w:rPr>
-        <w:t>① completely — fully</w:t>
-      </w:r>
-    </w:p>
-    <w:p>
-      <w:pPr>
-        <w:spacing w:before="0" w:after="0" w:line="259" w:lineRule="auto"/>
-        <w:ind w:left="113"/>
-      </w:pPr>
-      <w:r>
-        <w:rPr>
-          <w:rFonts w:ascii="맑은 고딕" w:hAnsi="맑은 고딕" w:eastAsia="맑은 고딕"/>
-          <w:b w:val="0"/>
-          <w:i w:val="0"/>
-          <w:sz w:val="18"/>
-          <w:u w:val="none"/>
-        </w:rPr>
-        <w:t>② in return — in exchange</w:t>
-      </w:r>
-    </w:p>
-    <w:p>
-      <w:pPr>
-        <w:spacing w:before="0" w:after="0" w:line="259" w:lineRule="auto"/>
-        <w:ind w:left="113"/>
-      </w:pPr>
-      <w:r>
-        <w:rPr>
-          <w:rFonts w:ascii="맑은 고딕" w:hAnsi="맑은 고딕" w:eastAsia="맑은 고딕"/>
-          <w:b w:val="0"/>
-          <w:i w:val="0"/>
-          <w:sz w:val="18"/>
-          <w:u w:val="none"/>
-        </w:rPr>
-        <w:t>③ single-use — disposable</w:t>
-      </w:r>
-    </w:p>
-    <w:p>
-      <w:pPr>
-        <w:spacing w:before="0" w:after="0" w:line="259" w:lineRule="auto"/>
-        <w:ind w:left="113"/>
-      </w:pPr>
-      <w:r>
-        <w:rPr>
-          <w:rFonts w:ascii="맑은 고딕" w:hAnsi="맑은 고딕" w:eastAsia="맑은 고딕"/>
-          <w:b w:val="0"/>
-          <w:i w:val="0"/>
-          <w:sz w:val="18"/>
-          <w:u w:val="none"/>
-        </w:rPr>
-        <w:t>④ secondhand — brand new</w:t>
-      </w:r>
-    </w:p>
-    <w:p>
-      <w:pPr>
-        <w:spacing w:before="0" w:after="0" w:line="259" w:lineRule="auto"/>
-        <w:ind w:left="113"/>
-      </w:pPr>
-      <w:r>
-        <w:rPr>
-          <w:rFonts w:ascii="맑은 고딕" w:hAnsi="맑은 고딕" w:eastAsia="맑은 고딕"/>
-          <w:b w:val="0"/>
-          <w:i w:val="0"/>
-          <w:sz w:val="18"/>
-          <w:u w:val="none"/>
-        </w:rPr>
-        <w:t>⑤ leftover — remaining food</w:t>
-      </w:r>
-    </w:p>
-    <w:p>
-      <w:pPr>
-        <w:spacing w:before="0" w:after="0" w:line="259" w:lineRule="auto"/>
-      </w:pPr>
-    </w:p>
-    <w:p>
-      <w:pPr>
-        <w:spacing w:before="0" w:after="40" w:line="259" w:lineRule="auto"/>
-      </w:pPr>
-    </w:p>
-    <w:p>
-      <w:pPr>
-        <w:keepNext/>
-        <w:spacing w:before="0" w:after="20" w:line="259" w:lineRule="auto"/>
-      </w:pPr>
-      <w:r>
-        <w:rPr>
-          <w:rFonts w:ascii="맑은 고딕" w:hAnsi="맑은 고딕" w:eastAsia="맑은 고딕"/>
-          <w:b/>
-          <w:i w:val="0"/>
-          <w:sz w:val="18"/>
-          <w:u w:val="none"/>
-        </w:rPr>
-        <w:t xml:space="preserve">8. </w:t>
-      </w:r>
-      <w:r>
-        <w:rPr>
-          <w:rFonts w:ascii="맑은 고딕" w:hAnsi="맑은 고딕" w:eastAsia="맑은 고딕"/>
-          <w:b w:val="0"/>
-          <w:i w:val="0"/>
-          <w:sz w:val="18"/>
-          <w:u w:val="none"/>
-        </w:rPr>
-        <w:t xml:space="preserve">밑줄 친 waste가 학교 프린트의 waste(n. things that people throw away because they are not needed)와 같은 의미로 쓰인 것끼리 짝지어진 것은? </w:t>
-      </w:r>
-      <w:r>
-        <w:rPr>
-          <w:rFonts w:ascii="맑은 고딕" w:hAnsi="맑은 고딕" w:eastAsia="맑은 고딕"/>
-          <w:b w:val="0"/>
-          <w:i w:val="0"/>
-          <w:sz w:val="18"/>
-          <w:u w:val="none"/>
-        </w:rPr>
-        <w:t>(4점)</w:t>
-      </w:r>
-    </w:p>
-    <w:p>
-      <w:pPr>
-        <w:spacing w:before="0" w:after="20" w:line="259" w:lineRule="auto"/>
-        <w:ind w:left="57"/>
-      </w:pPr>
-      <w:r>
-        <w:rPr>
-          <w:rFonts w:ascii="맑은 고딕" w:hAnsi="맑은 고딕" w:eastAsia="맑은 고딕"/>
-          <w:b w:val="0"/>
-          <w:i w:val="0"/>
-          <w:sz w:val="18"/>
-          <w:u w:val="none"/>
-        </w:rPr>
-        <w:t xml:space="preserve">ⓐ Don't </w:t>
-      </w:r>
-      <w:r>
-        <w:rPr>
-          <w:rFonts w:ascii="맑은 고딕" w:hAnsi="맑은 고딕" w:eastAsia="맑은 고딕"/>
-          <w:b w:val="0"/>
-          <w:i w:val="0"/>
-          <w:sz w:val="18"/>
-          <w:u w:val="single"/>
-        </w:rPr>
-        <w:t>waste</w:t>
-      </w:r>
-      <w:r>
-        <w:rPr>
-          <w:rFonts w:ascii="맑은 고딕" w:hAnsi="맑은 고딕" w:eastAsia="맑은 고딕"/>
-          <w:b w:val="0"/>
-          <w:i w:val="0"/>
-          <w:sz w:val="18"/>
-          <w:u w:val="none"/>
-        </w:rPr>
-        <w:t xml:space="preserve"> your time on your phone.</w:t>
-      </w:r>
-      <w:r>
-        <w:br/>
-      </w:r>
-      <w:r>
-        <w:rPr>
-          <w:rFonts w:ascii="맑은 고딕" w:hAnsi="맑은 고딕" w:eastAsia="맑은 고딕"/>
-          <w:b w:val="0"/>
-          <w:i w:val="0"/>
-          <w:sz w:val="18"/>
-          <w:u w:val="none"/>
-        </w:rPr>
-        <w:t xml:space="preserve">ⓑ Buying that toy was a </w:t>
-      </w:r>
-      <w:r>
-        <w:rPr>
-          <w:rFonts w:ascii="맑은 고딕" w:hAnsi="맑은 고딕" w:eastAsia="맑은 고딕"/>
-          <w:b w:val="0"/>
-          <w:i w:val="0"/>
-          <w:sz w:val="18"/>
-          <w:u w:val="single"/>
-        </w:rPr>
-        <w:t>waste</w:t>
-      </w:r>
-      <w:r>
-        <w:rPr>
-          <w:rFonts w:ascii="맑은 고딕" w:hAnsi="맑은 고딕" w:eastAsia="맑은 고딕"/>
-          <w:b w:val="0"/>
-          <w:i w:val="0"/>
-          <w:sz w:val="18"/>
-          <w:u w:val="none"/>
-        </w:rPr>
-        <w:t xml:space="preserve"> of money.</w:t>
-      </w:r>
-      <w:r>
-        <w:br/>
-      </w:r>
-      <w:r>
-        <w:rPr>
-          <w:rFonts w:ascii="맑은 고딕" w:hAnsi="맑은 고딕" w:eastAsia="맑은 고딕"/>
-          <w:b w:val="0"/>
-          <w:i w:val="0"/>
-          <w:sz w:val="18"/>
-          <w:u w:val="none"/>
-        </w:rPr>
-        <w:t xml:space="preserve">ⓒ We should reduce food </w:t>
-      </w:r>
-      <w:r>
-        <w:rPr>
-          <w:rFonts w:ascii="맑은 고딕" w:hAnsi="맑은 고딕" w:eastAsia="맑은 고딕"/>
-          <w:b w:val="0"/>
-          <w:i w:val="0"/>
-          <w:sz w:val="18"/>
-          <w:u w:val="single"/>
-        </w:rPr>
-        <w:t>waste</w:t>
-      </w:r>
-      <w:r>
-        <w:rPr>
-          <w:rFonts w:ascii="맑은 고딕" w:hAnsi="맑은 고딕" w:eastAsia="맑은 고딕"/>
-          <w:b w:val="0"/>
-          <w:i w:val="0"/>
-          <w:sz w:val="18"/>
-          <w:u w:val="none"/>
-        </w:rPr>
-        <w:t xml:space="preserve"> at school.</w:t>
-      </w:r>
-      <w:r>
-        <w:br/>
-      </w:r>
-      <w:r>
-        <w:rPr>
-          <w:rFonts w:ascii="맑은 고딕" w:hAnsi="맑은 고딕" w:eastAsia="맑은 고딕"/>
-          <w:b w:val="0"/>
-          <w:i w:val="0"/>
-          <w:sz w:val="18"/>
-          <w:u w:val="none"/>
-        </w:rPr>
-        <w:t xml:space="preserve">ⓓ Plastic </w:t>
-      </w:r>
-      <w:r>
-        <w:rPr>
-          <w:rFonts w:ascii="맑은 고딕" w:hAnsi="맑은 고딕" w:eastAsia="맑은 고딕"/>
-          <w:b w:val="0"/>
-          <w:i w:val="0"/>
-          <w:sz w:val="18"/>
-          <w:u w:val="single"/>
-        </w:rPr>
-        <w:t>waste</w:t>
-      </w:r>
-      <w:r>
-        <w:rPr>
-          <w:rFonts w:ascii="맑은 고딕" w:hAnsi="맑은 고딕" w:eastAsia="맑은 고딕"/>
-          <w:b w:val="0"/>
-          <w:i w:val="0"/>
-          <w:sz w:val="18"/>
-          <w:u w:val="none"/>
-        </w:rPr>
-        <w:t xml:space="preserve"> often ends up in the sea.</w:t>
-      </w:r>
-      <w:r>
-        <w:br/>
-      </w:r>
-      <w:r>
-        <w:rPr>
-          <w:rFonts w:ascii="맑은 고딕" w:hAnsi="맑은 고딕" w:eastAsia="맑은 고딕"/>
-          <w:b w:val="0"/>
-          <w:i w:val="0"/>
-          <w:sz w:val="18"/>
-          <w:u w:val="none"/>
-        </w:rPr>
-        <w:t xml:space="preserve">ⓔ He </w:t>
-      </w:r>
-      <w:r>
-        <w:rPr>
-          <w:rFonts w:ascii="맑은 고딕" w:hAnsi="맑은 고딕" w:eastAsia="맑은 고딕"/>
-          <w:b w:val="0"/>
-          <w:i w:val="0"/>
-          <w:sz w:val="18"/>
-          <w:u w:val="single"/>
-        </w:rPr>
-        <w:t>wasted</w:t>
-      </w:r>
-      <w:r>
-        <w:rPr>
-          <w:rFonts w:ascii="맑은 고딕" w:hAnsi="맑은 고딕" w:eastAsia="맑은 고딕"/>
-          <w:b w:val="0"/>
-          <w:i w:val="0"/>
-          <w:sz w:val="18"/>
-          <w:u w:val="none"/>
-        </w:rPr>
-        <w:t xml:space="preserve"> a lot of water.</w:t>
-      </w:r>
-    </w:p>
-    <w:p>
-      <w:pPr>
-        <w:spacing w:before="0" w:after="20" w:line="259" w:lineRule="auto"/>
-        <w:ind w:left="113"/>
-      </w:pPr>
-      <w:r>
-        <w:rPr>
-          <w:rFonts w:ascii="맑은 고딕" w:hAnsi="맑은 고딕" w:eastAsia="맑은 고딕"/>
-          <w:b w:val="0"/>
-          <w:i w:val="0"/>
-          <w:sz w:val="18"/>
-          <w:u w:val="none"/>
-        </w:rPr>
-        <w:t>① ⓐ, ⓑ</w:t>
-      </w:r>
-      <w:r>
-        <w:rPr>
-          <w:rFonts w:ascii="맑은 고딕" w:hAnsi="맑은 고딕" w:eastAsia="맑은 고딕"/>
-          <w:b w:val="0"/>
-          <w:i w:val="0"/>
-          <w:sz w:val="18"/>
-          <w:u w:val="none"/>
-        </w:rPr>
-        <w:t xml:space="preserve">    </w:t>
-      </w:r>
-      <w:r>
-        <w:rPr>
-          <w:rFonts w:ascii="맑은 고딕" w:hAnsi="맑은 고딕" w:eastAsia="맑은 고딕"/>
-          <w:b w:val="0"/>
-          <w:i w:val="0"/>
-          <w:sz w:val="18"/>
-          <w:u w:val="none"/>
-        </w:rPr>
-        <w:t>② ⓒ, ⓓ</w:t>
-      </w:r>
-      <w:r>
-        <w:rPr>
-          <w:rFonts w:ascii="맑은 고딕" w:hAnsi="맑은 고딕" w:eastAsia="맑은 고딕"/>
-          <w:b w:val="0"/>
-          <w:i w:val="0"/>
-          <w:sz w:val="18"/>
-          <w:u w:val="none"/>
-        </w:rPr>
-        <w:t xml:space="preserve">    </w:t>
-      </w:r>
-      <w:r>
-        <w:rPr>
-          <w:rFonts w:ascii="맑은 고딕" w:hAnsi="맑은 고딕" w:eastAsia="맑은 고딕"/>
-          <w:b w:val="0"/>
-          <w:i w:val="0"/>
-          <w:sz w:val="18"/>
-          <w:u w:val="none"/>
-        </w:rPr>
-        <w:t>③ ⓐ, ⓔ</w:t>
-      </w:r>
-      <w:r>
-        <w:rPr>
-          <w:rFonts w:ascii="맑은 고딕" w:hAnsi="맑은 고딕" w:eastAsia="맑은 고딕"/>
-          <w:b w:val="0"/>
-          <w:i w:val="0"/>
-          <w:sz w:val="18"/>
-          <w:u w:val="none"/>
-        </w:rPr>
-        <w:t xml:space="preserve">    </w:t>
-      </w:r>
-      <w:r>
-        <w:rPr>
-          <w:rFonts w:ascii="맑은 고딕" w:hAnsi="맑은 고딕" w:eastAsia="맑은 고딕"/>
-          <w:b w:val="0"/>
-          <w:i w:val="0"/>
-          <w:sz w:val="18"/>
-          <w:u w:val="none"/>
-        </w:rPr>
-        <w:t>④ ⓑ, ⓒ</w:t>
-      </w:r>
-      <w:r>
-        <w:rPr>
-          <w:rFonts w:ascii="맑은 고딕" w:hAnsi="맑은 고딕" w:eastAsia="맑은 고딕"/>
-          <w:b w:val="0"/>
-          <w:i w:val="0"/>
-          <w:sz w:val="18"/>
-          <w:u w:val="none"/>
-        </w:rPr>
-        <w:t xml:space="preserve">    </w:t>
-      </w:r>
-      <w:r>
-        <w:rPr>
-          <w:rFonts w:ascii="맑은 고딕" w:hAnsi="맑은 고딕" w:eastAsia="맑은 고딕"/>
-          <w:b w:val="0"/>
-          <w:i w:val="0"/>
-          <w:sz w:val="18"/>
-          <w:u w:val="none"/>
-        </w:rPr>
-        <w:t>⑤ ⓑ, ⓒ, ⓓ</w:t>
-      </w:r>
-    </w:p>
-    <w:p>
-      <w:pPr>
-        <w:spacing w:before="0" w:after="40" w:line="259" w:lineRule="auto"/>
-      </w:pPr>
-    </w:p>
-    <w:p>
-      <w:pPr>
-        <w:keepNext/>
-        <w:spacing w:before="0" w:after="20" w:line="259" w:lineRule="auto"/>
-      </w:pPr>
-      <w:r>
-        <w:rPr>
-          <w:rFonts w:ascii="맑은 고딕" w:hAnsi="맑은 고딕" w:eastAsia="맑은 고딕"/>
-          <w:b/>
-          <w:i w:val="0"/>
-          <w:sz w:val="18"/>
-          <w:u w:val="none"/>
-        </w:rPr>
-        <w:t xml:space="preserve">9. </w:t>
-      </w:r>
-      <w:r>
-        <w:rPr>
-          <w:rFonts w:ascii="맑은 고딕" w:hAnsi="맑은 고딕" w:eastAsia="맑은 고딕"/>
-          <w:b w:val="0"/>
-          <w:i w:val="0"/>
-          <w:sz w:val="18"/>
-          <w:u w:val="none"/>
-        </w:rPr>
-        <w:t xml:space="preserve">빈칸 (A), (B)에 들어갈 tear의 알맞은 형태끼리 짝지어진 것은? </w:t>
-      </w:r>
-      <w:r>
-        <w:rPr>
-          <w:rFonts w:ascii="맑은 고딕" w:hAnsi="맑은 고딕" w:eastAsia="맑은 고딕"/>
-          <w:b w:val="0"/>
-          <w:i w:val="0"/>
-          <w:sz w:val="18"/>
-          <w:u w:val="none"/>
-        </w:rPr>
-        <w:t>(3점)</w:t>
-      </w:r>
-    </w:p>
-    <w:p>
-      <w:pPr>
-        <w:spacing w:before="0" w:after="20" w:line="259" w:lineRule="auto"/>
-        <w:ind w:left="57"/>
-      </w:pPr>
-      <w:r>
-        <w:rPr>
-          <w:rFonts w:ascii="맑은 고딕" w:hAnsi="맑은 고딕" w:eastAsia="맑은 고딕"/>
-          <w:b w:val="0"/>
-          <w:i w:val="0"/>
-          <w:sz w:val="18"/>
-          <w:u w:val="none"/>
-        </w:rPr>
-        <w:t>• The kitten (A)________ my old sweater yesterday.</w:t>
-      </w:r>
-      <w:r>
-        <w:br/>
-      </w:r>
-      <w:r>
-        <w:rPr>
-          <w:rFonts w:ascii="맑은 고딕" w:hAnsi="맑은 고딕" w:eastAsia="맑은 고딕"/>
-          <w:b w:val="0"/>
-          <w:i w:val="0"/>
-          <w:sz w:val="18"/>
-          <w:u w:val="none"/>
-        </w:rPr>
-        <w:t>• I sewed a patch on my (B)________ jeans.</w:t>
-      </w:r>
-    </w:p>
-    <w:p>
-      <w:pPr>
-        <w:spacing w:before="0" w:after="0" w:line="259" w:lineRule="auto"/>
-        <w:ind w:left="113"/>
-      </w:pPr>
-      <w:r>
-        <w:rPr>
-          <w:rFonts w:ascii="맑은 고딕" w:hAnsi="맑은 고딕" w:eastAsia="맑은 고딕"/>
-          <w:b w:val="0"/>
-          <w:i w:val="0"/>
-          <w:sz w:val="18"/>
-          <w:u w:val="none"/>
-        </w:rPr>
-        <w:t>① tore — torn</w:t>
-      </w:r>
-    </w:p>
-    <w:p>
-      <w:pPr>
-        <w:spacing w:before="0" w:after="0" w:line="259" w:lineRule="auto"/>
-        <w:ind w:left="113"/>
-      </w:pPr>
-      <w:r>
-        <w:rPr>
-          <w:rFonts w:ascii="맑은 고딕" w:hAnsi="맑은 고딕" w:eastAsia="맑은 고딕"/>
-          <w:b w:val="0"/>
-          <w:i w:val="0"/>
-          <w:sz w:val="18"/>
-          <w:u w:val="none"/>
-        </w:rPr>
-        <w:t>② teared — torn</w:t>
-      </w:r>
-    </w:p>
-    <w:p>
-      <w:pPr>
-        <w:spacing w:before="0" w:after="0" w:line="259" w:lineRule="auto"/>
-        <w:ind w:left="113"/>
-      </w:pPr>
-      <w:r>
-        <w:rPr>
-          <w:rFonts w:ascii="맑은 고딕" w:hAnsi="맑은 고딕" w:eastAsia="맑은 고딕"/>
-          <w:b w:val="0"/>
-          <w:i w:val="0"/>
-          <w:sz w:val="18"/>
-          <w:u w:val="none"/>
-        </w:rPr>
-        <w:t>③ tore — tore</w:t>
-      </w:r>
-    </w:p>
-    <w:p>
-      <w:pPr>
-        <w:spacing w:before="0" w:after="0" w:line="259" w:lineRule="auto"/>
-        <w:ind w:left="113"/>
-      </w:pPr>
-      <w:r>
-        <w:rPr>
-          <w:rFonts w:ascii="맑은 고딕" w:hAnsi="맑은 고딕" w:eastAsia="맑은 고딕"/>
-          <w:b w:val="0"/>
-          <w:i w:val="0"/>
-          <w:sz w:val="18"/>
-          <w:u w:val="none"/>
-        </w:rPr>
-        <w:t>④ torn — tore</w:t>
-      </w:r>
-    </w:p>
-    <w:p>
-      <w:pPr>
-        <w:spacing w:before="0" w:after="0" w:line="259" w:lineRule="auto"/>
-        <w:ind w:left="113"/>
-      </w:pPr>
-      <w:r>
-        <w:rPr>
-          <w:rFonts w:ascii="맑은 고딕" w:hAnsi="맑은 고딕" w:eastAsia="맑은 고딕"/>
-          <w:b w:val="0"/>
-          <w:i w:val="0"/>
-          <w:sz w:val="18"/>
-          <w:u w:val="none"/>
-        </w:rPr>
-        <w:t>⑤ teared — teared</w:t>
-      </w:r>
-    </w:p>
-    <w:p>
-      <w:pPr>
-        <w:spacing w:before="0" w:after="0" w:line="259" w:lineRule="auto"/>
-      </w:pPr>
-    </w:p>
-    <w:p>
-      <w:pPr>
-        <w:spacing w:before="0" w:after="40" w:line="259" w:lineRule="auto"/>
-      </w:pPr>
-    </w:p>
-    <w:p>
-      <w:pPr>
-        <w:keepNext/>
-        <w:spacing w:before="0" w:after="20" w:line="259" w:lineRule="auto"/>
-      </w:pPr>
-      <w:r>
-        <w:rPr>
-          <w:rFonts w:ascii="맑은 고딕" w:hAnsi="맑은 고딕" w:eastAsia="맑은 고딕"/>
-          <w:b/>
-          <w:i w:val="0"/>
-          <w:sz w:val="18"/>
-          <w:u w:val="none"/>
-        </w:rPr>
-        <w:t xml:space="preserve">10. </w:t>
-      </w:r>
-      <w:r>
-        <w:rPr>
-          <w:rFonts w:ascii="맑은 고딕" w:hAnsi="맑은 고딕" w:eastAsia="맑은 고딕"/>
-          <w:b w:val="0"/>
-          <w:i w:val="0"/>
-          <w:sz w:val="18"/>
-          <w:u w:val="none"/>
-        </w:rPr>
-        <w:t xml:space="preserve">다음 중 어법상 옳은 문장만을 있는 대로 고른 것은? </w:t>
-      </w:r>
-      <w:r>
-        <w:rPr>
-          <w:rFonts w:ascii="맑은 고딕" w:hAnsi="맑은 고딕" w:eastAsia="맑은 고딕"/>
-          <w:b w:val="0"/>
-          <w:i w:val="0"/>
-          <w:sz w:val="18"/>
-          <w:u w:val="none"/>
-        </w:rPr>
-        <w:t>(4점)</w:t>
-      </w:r>
-    </w:p>
-    <w:p>
-      <w:pPr>
-        <w:spacing w:before="0" w:after="20" w:line="259" w:lineRule="auto"/>
-        <w:ind w:left="57"/>
-      </w:pPr>
-      <w:r>
-        <w:rPr>
-          <w:rFonts w:ascii="맑은 고딕" w:hAnsi="맑은 고딕" w:eastAsia="맑은 고딕"/>
-          <w:b w:val="0"/>
-          <w:i w:val="0"/>
-          <w:sz w:val="18"/>
-          <w:u w:val="none"/>
-        </w:rPr>
-        <w:t>ⓐ Please pick up it before you leave.</w:t>
-      </w:r>
-      <w:r>
-        <w:br/>
-      </w:r>
-      <w:r>
-        <w:rPr>
-          <w:rFonts w:ascii="맑은 고딕" w:hAnsi="맑은 고딕" w:eastAsia="맑은 고딕"/>
-          <w:b w:val="0"/>
-          <w:i w:val="0"/>
-          <w:sz w:val="18"/>
-          <w:u w:val="none"/>
-        </w:rPr>
-        <w:t>ⓑ Please pick it up before you leave.</w:t>
-      </w:r>
-      <w:r>
-        <w:br/>
-      </w:r>
-      <w:r>
-        <w:rPr>
-          <w:rFonts w:ascii="맑은 고딕" w:hAnsi="맑은 고딕" w:eastAsia="맑은 고딕"/>
-          <w:b w:val="0"/>
-          <w:i w:val="0"/>
-          <w:sz w:val="18"/>
-          <w:u w:val="none"/>
-        </w:rPr>
-        <w:t>ⓒ I gave them away to kids in need.</w:t>
-      </w:r>
-      <w:r>
-        <w:br/>
-      </w:r>
-      <w:r>
-        <w:rPr>
-          <w:rFonts w:ascii="맑은 고딕" w:hAnsi="맑은 고딕" w:eastAsia="맑은 고딕"/>
-          <w:b w:val="0"/>
-          <w:i w:val="0"/>
-          <w:sz w:val="18"/>
-          <w:u w:val="none"/>
-        </w:rPr>
-        <w:t>ⓓ I gave away them to kids in need.</w:t>
-      </w:r>
-      <w:r>
-        <w:br/>
-      </w:r>
-      <w:r>
-        <w:rPr>
-          <w:rFonts w:ascii="맑은 고딕" w:hAnsi="맑은 고딕" w:eastAsia="맑은 고딕"/>
-          <w:b w:val="0"/>
-          <w:i w:val="0"/>
-          <w:sz w:val="18"/>
-          <w:u w:val="none"/>
-        </w:rPr>
-        <w:t>ⓔ We picked up the litter one by one.</w:t>
-      </w:r>
-    </w:p>
-    <w:p>
-      <w:pPr>
-        <w:spacing w:before="0" w:after="20" w:line="259" w:lineRule="auto"/>
-        <w:ind w:left="113"/>
-      </w:pPr>
-      <w:r>
-        <w:rPr>
-          <w:rFonts w:ascii="맑은 고딕" w:hAnsi="맑은 고딕" w:eastAsia="맑은 고딕"/>
-          <w:b w:val="0"/>
-          <w:i w:val="0"/>
-          <w:sz w:val="18"/>
-          <w:u w:val="none"/>
-        </w:rPr>
-        <w:t>① ⓐ, ⓒ</w:t>
-      </w:r>
-      <w:r>
-        <w:rPr>
-          <w:rFonts w:ascii="맑은 고딕" w:hAnsi="맑은 고딕" w:eastAsia="맑은 고딕"/>
-          <w:b w:val="0"/>
-          <w:i w:val="0"/>
-          <w:sz w:val="18"/>
-          <w:u w:val="none"/>
-        </w:rPr>
-        <w:t xml:space="preserve">    </w:t>
-      </w:r>
-      <w:r>
-        <w:rPr>
-          <w:rFonts w:ascii="맑은 고딕" w:hAnsi="맑은 고딕" w:eastAsia="맑은 고딕"/>
-          <w:b w:val="0"/>
-          <w:i w:val="0"/>
-          <w:sz w:val="18"/>
-          <w:u w:val="none"/>
-        </w:rPr>
-        <w:t>② ⓑ, ⓓ</w:t>
-      </w:r>
-      <w:r>
-        <w:rPr>
-          <w:rFonts w:ascii="맑은 고딕" w:hAnsi="맑은 고딕" w:eastAsia="맑은 고딕"/>
-          <w:b w:val="0"/>
-          <w:i w:val="0"/>
-          <w:sz w:val="18"/>
-          <w:u w:val="none"/>
-        </w:rPr>
-        <w:t xml:space="preserve">    </w:t>
-      </w:r>
-      <w:r>
-        <w:rPr>
-          <w:rFonts w:ascii="맑은 고딕" w:hAnsi="맑은 고딕" w:eastAsia="맑은 고딕"/>
-          <w:b w:val="0"/>
-          <w:i w:val="0"/>
-          <w:sz w:val="18"/>
-          <w:u w:val="none"/>
-        </w:rPr>
-        <w:t>③ ⓑ, ⓒ, ⓔ</w:t>
-      </w:r>
-      <w:r>
-        <w:rPr>
-          <w:rFonts w:ascii="맑은 고딕" w:hAnsi="맑은 고딕" w:eastAsia="맑은 고딕"/>
-          <w:b w:val="0"/>
-          <w:i w:val="0"/>
-          <w:sz w:val="18"/>
-          <w:u w:val="none"/>
-        </w:rPr>
-        <w:t xml:space="preserve">    </w:t>
-      </w:r>
-      <w:r>
-        <w:rPr>
-          <w:rFonts w:ascii="맑은 고딕" w:hAnsi="맑은 고딕" w:eastAsia="맑은 고딕"/>
-          <w:b w:val="0"/>
-          <w:i w:val="0"/>
-          <w:sz w:val="18"/>
-          <w:u w:val="none"/>
-        </w:rPr>
-        <w:t>④ ⓐ, ⓓ, ⓔ</w:t>
-      </w:r>
-      <w:r>
-        <w:rPr>
-          <w:rFonts w:ascii="맑은 고딕" w:hAnsi="맑은 고딕" w:eastAsia="맑은 고딕"/>
-          <w:b w:val="0"/>
-          <w:i w:val="0"/>
-          <w:sz w:val="18"/>
-          <w:u w:val="none"/>
-        </w:rPr>
-        <w:t xml:space="preserve">    </w:t>
-      </w:r>
-      <w:r>
-        <w:rPr>
-          <w:rFonts w:ascii="맑은 고딕" w:hAnsi="맑은 고딕" w:eastAsia="맑은 고딕"/>
-          <w:b w:val="0"/>
-          <w:i w:val="0"/>
-          <w:sz w:val="18"/>
-          <w:u w:val="none"/>
-        </w:rPr>
-        <w:t>⑤ ⓒ, ⓓ, ⓔ</w:t>
-      </w:r>
-    </w:p>
-    <w:p>
-      <w:pPr>
-        <w:spacing w:before="0" w:after="40" w:line="259" w:lineRule="auto"/>
-      </w:pPr>
-    </w:p>
-    <w:p>
-      <w:pPr>
-        <w:keepNext/>
-        <w:spacing w:before="0" w:after="20" w:line="259" w:lineRule="auto"/>
-      </w:pPr>
-      <w:r>
-        <w:rPr>
-          <w:rFonts w:ascii="맑은 고딕" w:hAnsi="맑은 고딕" w:eastAsia="맑은 고딕"/>
-          <w:b/>
-          <w:i w:val="0"/>
-          <w:sz w:val="18"/>
-          <w:u w:val="none"/>
-        </w:rPr>
-        <w:t xml:space="preserve">11. </w:t>
-      </w:r>
-      <w:r>
-        <w:rPr>
-          <w:rFonts w:ascii="맑은 고딕" w:hAnsi="맑은 고딕" w:eastAsia="맑은 고딕"/>
-          <w:b w:val="0"/>
-          <w:i w:val="0"/>
-          <w:sz w:val="18"/>
-          <w:u w:val="none"/>
-        </w:rPr>
-        <w:t xml:space="preserve">빈칸 (a)~(e)에 들어갈 말이 </w:t>
-      </w:r>
-      <w:r>
-        <w:rPr>
-          <w:rFonts w:ascii="맑은 고딕" w:hAnsi="맑은 고딕" w:eastAsia="맑은 고딕"/>
-          <w:b w:val="0"/>
-          <w:i w:val="0"/>
-          <w:sz w:val="18"/>
-          <w:u w:val="single"/>
-        </w:rPr>
-        <w:t>아닌</w:t>
-      </w:r>
-      <w:r>
-        <w:rPr>
-          <w:rFonts w:ascii="맑은 고딕" w:hAnsi="맑은 고딕" w:eastAsia="맑은 고딕"/>
-          <w:b w:val="0"/>
-          <w:i w:val="0"/>
-          <w:sz w:val="18"/>
-          <w:u w:val="none"/>
-        </w:rPr>
-        <w:t xml:space="preserve"> 것은? </w:t>
-      </w:r>
-      <w:r>
-        <w:rPr>
-          <w:rFonts w:ascii="맑은 고딕" w:hAnsi="맑은 고딕" w:eastAsia="맑은 고딕"/>
-          <w:b w:val="0"/>
-          <w:i w:val="0"/>
-          <w:sz w:val="18"/>
-          <w:u w:val="none"/>
-        </w:rPr>
-        <w:t>(3점)</w:t>
-      </w:r>
-    </w:p>
-    <w:p>
-      <w:pPr>
-        <w:spacing w:before="0" w:after="20" w:line="259" w:lineRule="auto"/>
-        <w:ind w:left="57"/>
-      </w:pPr>
-      <w:r>
-        <w:rPr>
-          <w:rFonts w:ascii="맑은 고딕" w:hAnsi="맑은 고딕" w:eastAsia="맑은 고딕"/>
-          <w:b w:val="0"/>
-          <w:i w:val="0"/>
-          <w:sz w:val="18"/>
-          <w:u w:val="none"/>
-        </w:rPr>
-        <w:t>(a) Turn the leftovers ____ a delicious fried rice.</w:t>
-      </w:r>
-      <w:r>
-        <w:br/>
-      </w:r>
-      <w:r>
-        <w:rPr>
-          <w:rFonts w:ascii="맑은 고딕" w:hAnsi="맑은 고딕" w:eastAsia="맑은 고딕"/>
-          <w:b w:val="0"/>
-          <w:i w:val="0"/>
-          <w:sz w:val="18"/>
-          <w:u w:val="none"/>
-        </w:rPr>
-        <w:t>(b) Sea animals mistake plastic bags ____ food.</w:t>
-      </w:r>
-      <w:r>
-        <w:br/>
-      </w:r>
-      <w:r>
-        <w:rPr>
-          <w:rFonts w:ascii="맑은 고딕" w:hAnsi="맑은 고딕" w:eastAsia="맑은 고딕"/>
-          <w:b w:val="0"/>
-          <w:i w:val="0"/>
-          <w:sz w:val="18"/>
-          <w:u w:val="none"/>
-        </w:rPr>
-        <w:t>(c) Tons of food waste end up ____ landfills.</w:t>
-      </w:r>
-      <w:r>
-        <w:br/>
-      </w:r>
-      <w:r>
-        <w:rPr>
-          <w:rFonts w:ascii="맑은 고딕" w:hAnsi="맑은 고딕" w:eastAsia="맑은 고딕"/>
-          <w:b w:val="0"/>
-          <w:i w:val="0"/>
-          <w:sz w:val="18"/>
-          <w:u w:val="none"/>
-        </w:rPr>
-        <w:t>(d) The machine can sort plastic bottles ____ color.</w:t>
-      </w:r>
-      <w:r>
-        <w:br/>
-      </w:r>
-      <w:r>
-        <w:rPr>
-          <w:rFonts w:ascii="맑은 고딕" w:hAnsi="맑은 고딕" w:eastAsia="맑은 고딕"/>
-          <w:b w:val="0"/>
-          <w:i w:val="0"/>
-          <w:sz w:val="18"/>
-          <w:u w:val="none"/>
-        </w:rPr>
-        <w:t>(e) You get a coupon ____ return.</w:t>
-      </w:r>
-    </w:p>
-    <w:p>
-      <w:pPr>
-        <w:spacing w:before="0" w:after="20" w:line="259" w:lineRule="auto"/>
-        <w:ind w:left="113"/>
-      </w:pPr>
-      <w:r>
-        <w:rPr>
-          <w:rFonts w:ascii="맑은 고딕" w:hAnsi="맑은 고딕" w:eastAsia="맑은 고딕"/>
-          <w:b w:val="0"/>
-          <w:i w:val="0"/>
-          <w:sz w:val="18"/>
-          <w:u w:val="none"/>
-        </w:rPr>
-        <w:t>① into</w:t>
-      </w:r>
-      <w:r>
-        <w:rPr>
-          <w:rFonts w:ascii="맑은 고딕" w:hAnsi="맑은 고딕" w:eastAsia="맑은 고딕"/>
-          <w:b w:val="0"/>
-          <w:i w:val="0"/>
-          <w:sz w:val="18"/>
-          <w:u w:val="none"/>
-        </w:rPr>
-        <w:t xml:space="preserve">    </w:t>
-      </w:r>
-      <w:r>
-        <w:rPr>
-          <w:rFonts w:ascii="맑은 고딕" w:hAnsi="맑은 고딕" w:eastAsia="맑은 고딕"/>
-          <w:b w:val="0"/>
-          <w:i w:val="0"/>
-          <w:sz w:val="18"/>
-          <w:u w:val="none"/>
-        </w:rPr>
-        <w:t>② on</w:t>
-      </w:r>
-      <w:r>
-        <w:rPr>
-          <w:rFonts w:ascii="맑은 고딕" w:hAnsi="맑은 고딕" w:eastAsia="맑은 고딕"/>
-          <w:b w:val="0"/>
-          <w:i w:val="0"/>
-          <w:sz w:val="18"/>
-          <w:u w:val="none"/>
-        </w:rPr>
-        <w:t xml:space="preserve">    </w:t>
-      </w:r>
-      <w:r>
-        <w:rPr>
-          <w:rFonts w:ascii="맑은 고딕" w:hAnsi="맑은 고딕" w:eastAsia="맑은 고딕"/>
-          <w:b w:val="0"/>
-          <w:i w:val="0"/>
-          <w:sz w:val="18"/>
-          <w:u w:val="none"/>
-        </w:rPr>
-        <w:t>③ in</w:t>
-      </w:r>
-      <w:r>
-        <w:rPr>
-          <w:rFonts w:ascii="맑은 고딕" w:hAnsi="맑은 고딕" w:eastAsia="맑은 고딕"/>
-          <w:b w:val="0"/>
-          <w:i w:val="0"/>
-          <w:sz w:val="18"/>
-          <w:u w:val="none"/>
-        </w:rPr>
-        <w:t xml:space="preserve">    </w:t>
-      </w:r>
-      <w:r>
-        <w:rPr>
-          <w:rFonts w:ascii="맑은 고딕" w:hAnsi="맑은 고딕" w:eastAsia="맑은 고딕"/>
-          <w:b w:val="0"/>
-          <w:i w:val="0"/>
-          <w:sz w:val="18"/>
-          <w:u w:val="none"/>
-        </w:rPr>
-        <w:t>④ by</w:t>
-      </w:r>
-      <w:r>
-        <w:rPr>
-          <w:rFonts w:ascii="맑은 고딕" w:hAnsi="맑은 고딕" w:eastAsia="맑은 고딕"/>
-          <w:b w:val="0"/>
-          <w:i w:val="0"/>
-          <w:sz w:val="18"/>
-          <w:u w:val="none"/>
-        </w:rPr>
-        <w:t xml:space="preserve">    </w:t>
-      </w:r>
-      <w:r>
-        <w:rPr>
-          <w:rFonts w:ascii="맑은 고딕" w:hAnsi="맑은 고딕" w:eastAsia="맑은 고딕"/>
-          <w:b w:val="0"/>
-          <w:i w:val="0"/>
-          <w:sz w:val="18"/>
-          <w:u w:val="none"/>
-        </w:rPr>
-        <w:t>⑤ for</w:t>
-      </w:r>
-    </w:p>
-    <w:p>
-      <w:pPr>
-        <w:spacing w:before="0" w:after="40" w:line="259" w:lineRule="auto"/>
-      </w:pPr>
-    </w:p>
-    <w:p>
-      <w:pPr>
-        <w:keepNext/>
-        <w:spacing w:before="0" w:after="20" w:line="259" w:lineRule="auto"/>
-      </w:pPr>
-      <w:r>
-        <w:rPr>
-          <w:rFonts w:ascii="맑은 고딕" w:hAnsi="맑은 고딕" w:eastAsia="맑은 고딕"/>
-          <w:b/>
-          <w:i w:val="0"/>
-          <w:sz w:val="18"/>
-          <w:u w:val="none"/>
-        </w:rPr>
-        <w:t>[12~15] 영작 · 의미 · 5R</w:t>
-      </w:r>
     </w:p>
     <w:p>
       <w:pPr>
@@ -2277,7 +2117,7 @@
           <w:sz w:val="18"/>
           <w:u w:val="none"/>
         </w:rPr>
-        <w:t xml:space="preserve">우리말과 같도록 &lt;보기&gt;의 단어를 모두 한 번씩 배열할 때 </w:t>
+        <w:t xml:space="preserve">우리말과 같도록 &lt;보기&gt;의 표현을 모두 한 번씩 배열할 때 </w:t>
       </w:r>
       <w:r>
         <w:rPr>
@@ -2287,7 +2127,7 @@
           <w:sz w:val="18"/>
           <w:u w:val="none"/>
         </w:rPr>
-        <w:t>네 번째</w:t>
+        <w:t>여섯 번째</w:t>
       </w:r>
       <w:r>
         <w:rPr>
@@ -2323,7 +2163,7 @@
           <w:sz w:val="18"/>
           <w:u w:val="none"/>
         </w:rPr>
-        <w:t>그 축제에서는 일회용 컵 대신 다회용 컵을 빌려준다.</w:t>
+        <w:t>그 카페는 자기 컵을 가져오면 그 대가로 무료 커피를 준다.</w:t>
       </w:r>
       <w:r>
         <w:br/>
@@ -2346,7 +2186,7 @@
           <w:sz w:val="18"/>
           <w:u w:val="none"/>
         </w:rPr>
-        <w:t>( single-used / reusable cups / ones / lends / single-use / the festival / instead of )</w:t>
+        <w:t>( bring / the café / in return / your own cup / gives / a free coffee / for / you / bringing )</w:t>
       </w:r>
       <w:r>
         <w:br/>
@@ -2359,7 +2199,7 @@
           <w:sz w:val="18"/>
           <w:u w:val="none"/>
         </w:rPr>
-        <w:t>→ ______ ______ ______ ★______ ______ ______ .</w:t>
+        <w:t>→ ______ ______ ______ ______ ______ ★______ ______ ______ .</w:t>
       </w:r>
     </w:p>
     <w:p>
@@ -2375,7 +2215,7 @@
           <w:sz w:val="18"/>
           <w:u w:val="none"/>
         </w:rPr>
-        <w:t>① lends</w:t>
+        <w:t>① in return</w:t>
       </w:r>
       <w:r>
         <w:rPr>
@@ -2395,7 +2235,7 @@
           <w:sz w:val="18"/>
           <w:u w:val="none"/>
         </w:rPr>
-        <w:t>② reusable cups</w:t>
+        <w:t>② for</w:t>
       </w:r>
       <w:r>
         <w:rPr>
@@ -2415,7 +2255,7 @@
           <w:sz w:val="18"/>
           <w:u w:val="none"/>
         </w:rPr>
-        <w:t>③ instead of</w:t>
+        <w:t>③ bringing</w:t>
       </w:r>
       <w:r>
         <w:rPr>
@@ -2435,7 +2275,7 @@
           <w:sz w:val="18"/>
           <w:u w:val="none"/>
         </w:rPr>
-        <w:t>④ single-use</w:t>
+        <w:t>④ bring</w:t>
       </w:r>
       <w:r>
         <w:rPr>
@@ -2455,13 +2295,29 @@
           <w:sz w:val="18"/>
           <w:u w:val="none"/>
         </w:rPr>
-        <w:t>⑤ ones</w:t>
+        <w:t>⑤ your own cup</w:t>
       </w:r>
     </w:p>
     <w:p>
       <w:pPr>
         <w:spacing w:before="0" w:after="40" w:line="259" w:lineRule="auto"/>
       </w:pPr>
+    </w:p>
+    <w:p>
+      <w:pPr>
+        <w:keepNext/>
+        <w:spacing w:before="0" w:after="20" w:line="259" w:lineRule="auto"/>
+      </w:pPr>
+      <w:r>
+        <w:rPr>
+          <w:rFonts w:ascii="맑은 고딕" w:hAnsi="맑은 고딕" w:eastAsia="맑은 고딕"/>
+          <w:b/>
+          <w:i w:val="0"/>
+          <w:sz w:val="18"/>
+          <w:u w:val="none"/>
+        </w:rPr>
+        <w:t>[13~15] 영작 · 5R · 품사</w:t>
+      </w:r>
     </w:p>
     <w:p>
       <w:pPr>
@@ -2486,7 +2342,7 @@
           <w:sz w:val="18"/>
           <w:u w:val="none"/>
         </w:rPr>
-        <w:t xml:space="preserve">우리말을 영어로 바르게 옮긴 것은? — "나는 쓰던 만화책을 학교 도서관에 무료로 주었다." </w:t>
+        <w:t xml:space="preserve">우리말을 영어로 바르게 옮긴 것은? — "우리가 해변을 청소하자, 마을에서는 그 대가로 아이스크림을 주었다." </w:t>
       </w:r>
       <w:r>
         <w:rPr>
@@ -2512,7 +2368,7 @@
           <w:sz w:val="18"/>
           <w:u w:val="none"/>
         </w:rPr>
-        <w:t>① I gave away my old comic books to the school library.</w:t>
+        <w:t>① We cleaned the beach, and the town gave us ice cream one by one.</w:t>
       </w:r>
     </w:p>
     <w:p>
@@ -2528,7 +2384,7 @@
           <w:sz w:val="18"/>
           <w:u w:val="none"/>
         </w:rPr>
-        <w:t>② I gave up my old comic books to the school library.</w:t>
+        <w:t>② We cleaned the beach, and the town gave away us ice cream.</w:t>
       </w:r>
     </w:p>
     <w:p>
@@ -2544,7 +2400,7 @@
           <w:sz w:val="18"/>
           <w:u w:val="none"/>
         </w:rPr>
-        <w:t>③ I took away my old comic books from the school library.</w:t>
+        <w:t>③ We cleaned the beach, and the town gave ice cream us in return.</w:t>
       </w:r>
     </w:p>
     <w:p>
@@ -2560,7 +2416,7 @@
           <w:sz w:val="18"/>
           <w:u w:val="none"/>
         </w:rPr>
-        <w:t>④ I gave in my old comic books to the school library.</w:t>
+        <w:t>④ We cleaned the beach, and the town gave us ice cream in return.</w:t>
       </w:r>
     </w:p>
     <w:p>
@@ -2576,7 +2432,7 @@
           <w:sz w:val="18"/>
           <w:u w:val="none"/>
         </w:rPr>
-        <w:t>⑤ I gave away them to the school library.</w:t>
+        <w:t>⑤ We cleaned the beach, and the town gave us ice cream in order.</w:t>
       </w:r>
     </w:p>
     <w:p>
@@ -2612,7 +2468,7 @@
           <w:sz w:val="18"/>
           <w:u w:val="none"/>
         </w:rPr>
-        <w:t xml:space="preserve">'upcycle'(낡은 물건을 더 좋은 것으로 바꾸기)의 예로 알맞지 </w:t>
+        <w:t xml:space="preserve">Writing 연습 프린트의 5R 원칙에서 영어 단어 · 뜻 · 실천이 바르게 연결되지 </w:t>
       </w:r>
       <w:r>
         <w:rPr>
@@ -2658,7 +2514,7 @@
           <w:sz w:val="18"/>
           <w:u w:val="none"/>
         </w:rPr>
-        <w:t>① sewing a cute bag from old curtains</w:t>
+        <w:t>① Refuse — 거절하다 — 비닐봉지·일회용 빨대·전단지 받지 않기</w:t>
       </w:r>
     </w:p>
     <w:p>
@@ -2674,7 +2530,7 @@
           <w:sz w:val="18"/>
           <w:u w:val="none"/>
         </w:rPr>
-        <w:t>② turning old jeans into a pencil case</w:t>
+        <w:t>② Rot — 썩히다 — 텀블러·유리병처럼 오래 쓸 수 있는 물건 여러 번 쓰기</w:t>
       </w:r>
     </w:p>
     <w:p>
@@ -2690,7 +2546,7 @@
           <w:sz w:val="18"/>
           <w:u w:val="none"/>
         </w:rPr>
-        <w:t>③ turning an old sweater into a cleaning cloth</w:t>
+        <w:t>③ Reduce — 줄이다 — 장바구니·다회용기 사용으로 포장재와 불필요한 소비 덜 하기</w:t>
       </w:r>
     </w:p>
     <w:p>
@@ -2706,7 +2562,7 @@
           <w:sz w:val="18"/>
           <w:u w:val="none"/>
         </w:rPr>
-        <w:t>④ buying a new plastic bag at the store</w:t>
+        <w:t>④ Recycle — 재활용하다 — 올바른 분리수거, 고쳐 쓰기·리폼하기</w:t>
       </w:r>
     </w:p>
     <w:p>
@@ -2722,7 +2578,7 @@
           <w:sz w:val="18"/>
           <w:u w:val="none"/>
         </w:rPr>
-        <w:t>⑤ using glass jars as pencil holders</w:t>
+        <w:t>⑤ Reuse — 재사용하다 — 텀블러·유리병처럼 오래 쓸 수 있는 물건 여러 번 쓰기</w:t>
       </w:r>
     </w:p>
     <w:p>
@@ -2758,7 +2614,7 @@
           <w:sz w:val="18"/>
           <w:u w:val="none"/>
         </w:rPr>
-        <w:t xml:space="preserve">Writing 연습 프린트의 5R 원칙과 실천이 바르게 연결되지 </w:t>
+        <w:t xml:space="preserve">학교 프린트 Word List의 품사 표시가 나머지 넷과 </w:t>
       </w:r>
       <w:r>
         <w:rPr>
@@ -2768,7 +2624,7 @@
           <w:sz w:val="18"/>
           <w:u w:val="single"/>
         </w:rPr>
-        <w:t>않은</w:t>
+        <w:t>다른</w:t>
       </w:r>
       <w:r>
         <w:rPr>
@@ -2793,7 +2649,7 @@
     </w:p>
     <w:p>
       <w:pPr>
-        <w:spacing w:before="0" w:after="0" w:line="259" w:lineRule="auto"/>
+        <w:spacing w:before="0" w:after="20" w:line="259" w:lineRule="auto"/>
         <w:ind w:left="113"/>
       </w:pPr>
       <w:r>
@@ -2804,14 +2660,8 @@
           <w:sz w:val="18"/>
           <w:u w:val="none"/>
         </w:rPr>
-        <w:t>① Refuse — saying no to single-use straws and flyers</w:t>
+        <w:t>① secondhand</w:t>
       </w:r>
-    </w:p>
-    <w:p>
-      <w:pPr>
-        <w:spacing w:before="0" w:after="0" w:line="259" w:lineRule="auto"/>
-        <w:ind w:left="113"/>
-      </w:pPr>
       <w:r>
         <w:rPr>
           <w:rFonts w:ascii="맑은 고딕" w:hAnsi="맑은 고딕" w:eastAsia="맑은 고딕"/>
@@ -2820,14 +2670,8 @@
           <w:sz w:val="18"/>
           <w:u w:val="none"/>
         </w:rPr>
-        <w:t>② Reduce — using cloth bags to make less packaging</w:t>
+        <w:t xml:space="preserve">    </w:t>
       </w:r>
-    </w:p>
-    <w:p>
-      <w:pPr>
-        <w:spacing w:before="0" w:after="0" w:line="259" w:lineRule="auto"/>
-        <w:ind w:left="113"/>
-      </w:pPr>
       <w:r>
         <w:rPr>
           <w:rFonts w:ascii="맑은 고딕" w:hAnsi="맑은 고딕" w:eastAsia="맑은 고딕"/>
@@ -2836,14 +2680,8 @@
           <w:sz w:val="18"/>
           <w:u w:val="none"/>
         </w:rPr>
-        <w:t>③ Reuse — using a tumbler many times</w:t>
+        <w:t>② single-use</w:t>
       </w:r>
-    </w:p>
-    <w:p>
-      <w:pPr>
-        <w:spacing w:before="0" w:after="0" w:line="259" w:lineRule="auto"/>
-        <w:ind w:left="113"/>
-      </w:pPr>
       <w:r>
         <w:rPr>
           <w:rFonts w:ascii="맑은 고딕" w:hAnsi="맑은 고딕" w:eastAsia="맑은 고딕"/>
@@ -2852,14 +2690,8 @@
           <w:sz w:val="18"/>
           <w:u w:val="none"/>
         </w:rPr>
-        <w:t>④ Recycle — sorting bottles and cans properly</w:t>
+        <w:t xml:space="preserve">    </w:t>
       </w:r>
-    </w:p>
-    <w:p>
-      <w:pPr>
-        <w:spacing w:before="0" w:after="0" w:line="259" w:lineRule="auto"/>
-        <w:ind w:left="113"/>
-      </w:pPr>
       <w:r>
         <w:rPr>
           <w:rFonts w:ascii="맑은 고딕" w:hAnsi="맑은 고딕" w:eastAsia="맑은 고딕"/>
@@ -2868,13 +2700,48 @@
           <w:sz w:val="18"/>
           <w:u w:val="none"/>
         </w:rPr>
-        <w:t>⑤ Rot — giving away old toys to children in need</w:t>
+        <w:t>③ zero-waste</w:t>
       </w:r>
-    </w:p>
-    <w:p>
-      <w:pPr>
-        <w:spacing w:before="0" w:after="0" w:line="259" w:lineRule="auto"/>
-      </w:pPr>
+      <w:r>
+        <w:rPr>
+          <w:rFonts w:ascii="맑은 고딕" w:hAnsi="맑은 고딕" w:eastAsia="맑은 고딕"/>
+          <w:b w:val="0"/>
+          <w:i w:val="0"/>
+          <w:sz w:val="18"/>
+          <w:u w:val="none"/>
+        </w:rPr>
+        <w:t xml:space="preserve">    </w:t>
+      </w:r>
+      <w:r>
+        <w:rPr>
+          <w:rFonts w:ascii="맑은 고딕" w:hAnsi="맑은 고딕" w:eastAsia="맑은 고딕"/>
+          <w:b w:val="0"/>
+          <w:i w:val="0"/>
+          <w:sz w:val="18"/>
+          <w:u w:val="none"/>
+        </w:rPr>
+        <w:t>④ leftover</w:t>
+      </w:r>
+      <w:r>
+        <w:rPr>
+          <w:rFonts w:ascii="맑은 고딕" w:hAnsi="맑은 고딕" w:eastAsia="맑은 고딕"/>
+          <w:b w:val="0"/>
+          <w:i w:val="0"/>
+          <w:sz w:val="18"/>
+          <w:u w:val="none"/>
+        </w:rPr>
+        <w:t xml:space="preserve">    </w:t>
+      </w:r>
+      <w:r>
+        <w:rPr>
+          <w:rFonts w:ascii="맑은 고딕" w:hAnsi="맑은 고딕" w:eastAsia="맑은 고딕"/>
+          <w:b w:val="0"/>
+          <w:i w:val="0"/>
+          <w:sz w:val="18"/>
+          <w:u w:val="none"/>
+        </w:rPr>
+        <w:t>⑤ own</w:t>
+      </w:r>
     </w:p>
     <w:p>
       <w:pPr>
@@ -2929,7 +2796,7 @@
           <w:sz w:val="19"/>
           <w:u w:val="none"/>
         </w:rPr>
-        <w:t xml:space="preserve">⑤   │   </w:t>
+        <w:t xml:space="preserve">③   │   </w:t>
       </w:r>
       <w:r>
         <w:rPr>
@@ -2949,7 +2816,7 @@
           <w:sz w:val="19"/>
           <w:u w:val="none"/>
         </w:rPr>
-        <w:t xml:space="preserve">②   │   </w:t>
+        <w:t xml:space="preserve">④   │   </w:t>
       </w:r>
       <w:r>
         <w:rPr>
@@ -2969,7 +2836,7 @@
           <w:sz w:val="19"/>
           <w:u w:val="none"/>
         </w:rPr>
-        <w:t xml:space="preserve">④   │   </w:t>
+        <w:t xml:space="preserve">①   │   </w:t>
       </w:r>
       <w:r>
         <w:rPr>
@@ -2989,7 +2856,7 @@
           <w:sz w:val="19"/>
           <w:u w:val="none"/>
         </w:rPr>
-        <w:t xml:space="preserve">①   │   </w:t>
+        <w:t xml:space="preserve">③   │   </w:t>
       </w:r>
       <w:r>
         <w:rPr>
@@ -3009,7 +2876,7 @@
           <w:sz w:val="19"/>
           <w:u w:val="none"/>
         </w:rPr>
-        <w:t xml:space="preserve">③, ⑤   │   </w:t>
+        <w:t xml:space="preserve">④, ⑤   │   </w:t>
       </w:r>
       <w:r>
         <w:rPr>
@@ -3029,7 +2896,7 @@
           <w:sz w:val="19"/>
           <w:u w:val="none"/>
         </w:rPr>
-        <w:t xml:space="preserve">③   │   </w:t>
+        <w:t xml:space="preserve">⑤   │   </w:t>
       </w:r>
       <w:r>
         <w:rPr>
@@ -3049,7 +2916,7 @@
           <w:sz w:val="19"/>
           <w:u w:val="none"/>
         </w:rPr>
-        <w:t xml:space="preserve">④   │   </w:t>
+        <w:t xml:space="preserve">②   │   </w:t>
       </w:r>
       <w:r>
         <w:rPr>
@@ -3069,7 +2936,7 @@
           <w:sz w:val="19"/>
           <w:u w:val="none"/>
         </w:rPr>
-        <w:t xml:space="preserve">②   │   </w:t>
+        <w:t xml:space="preserve">①   │   </w:t>
       </w:r>
       <w:r>
         <w:rPr>
@@ -3089,7 +2956,7 @@
           <w:sz w:val="19"/>
           <w:u w:val="none"/>
         </w:rPr>
-        <w:t xml:space="preserve">①   │   </w:t>
+        <w:t xml:space="preserve">⑤   │   </w:t>
       </w:r>
       <w:r>
         <w:rPr>
@@ -3129,7 +2996,7 @@
           <w:sz w:val="19"/>
           <w:u w:val="none"/>
         </w:rPr>
-        <w:t xml:space="preserve">②   │   </w:t>
+        <w:t xml:space="preserve">⑤   │   </w:t>
       </w:r>
       <w:r>
         <w:rPr>
@@ -3149,7 +3016,7 @@
           <w:sz w:val="19"/>
           <w:u w:val="none"/>
         </w:rPr>
-        <w:t xml:space="preserve">③   │   </w:t>
+        <w:t xml:space="preserve">②   │   </w:t>
       </w:r>
       <w:r>
         <w:rPr>
@@ -3169,7 +3036,7 @@
           <w:sz w:val="19"/>
           <w:u w:val="none"/>
         </w:rPr>
-        <w:t xml:space="preserve">①   │   </w:t>
+        <w:t xml:space="preserve">④   │   </w:t>
       </w:r>
       <w:r>
         <w:rPr>
@@ -3189,7 +3056,7 @@
           <w:sz w:val="19"/>
           <w:u w:val="none"/>
         </w:rPr>
-        <w:t xml:space="preserve">④   │   </w:t>
+        <w:t xml:space="preserve">②   │   </w:t>
       </w:r>
       <w:r>
         <w:rPr>
@@ -3209,7 +3076,7 @@
           <w:sz w:val="19"/>
           <w:u w:val="none"/>
         </w:rPr>
-        <w:t>⑤</w:t>
+        <w:t>④</w:t>
       </w:r>
     </w:p>
     <w:sectPr>
